--- a/User Cases/User Cases Business.docx
+++ b/User Cases/User Cases Business.docx
@@ -61,8 +61,8 @@
         <w:tblLook w:val="04A0" w:firstRow="1" w:lastRow="0" w:firstColumn="1" w:lastColumn="0" w:noHBand="0" w:noVBand="1"/>
       </w:tblPr>
       <w:tblGrid>
-        <w:gridCol w:w="3052"/>
-        <w:gridCol w:w="6298"/>
+        <w:gridCol w:w="3024"/>
+        <w:gridCol w:w="6326"/>
       </w:tblGrid>
       <w:tr>
         <w:trPr>
@@ -127,8 +127,16 @@
             <w:pPr>
               <w:spacing w:after="160" w:line="278" w:lineRule="auto"/>
               <w:cnfStyle w:val="000000100000" w:firstRow="0" w:lastRow="0" w:firstColumn="0" w:lastColumn="0" w:oddVBand="0" w:evenVBand="0" w:oddHBand="1" w:evenHBand="0" w:firstRowFirstColumn="0" w:firstRowLastColumn="0" w:lastRowFirstColumn="0" w:lastRowLastColumn="0"/>
-            </w:pPr>
-            <w:r>
+              <w:rPr>
+                <w:b/>
+                <w:bCs/>
+              </w:rPr>
+            </w:pPr>
+            <w:r>
+              <w:rPr>
+                <w:b/>
+                <w:bCs/>
+              </w:rPr>
               <w:t>UC-BIZ-01 Promote Event Placement</w:t>
             </w:r>
           </w:p>
@@ -159,8 +167,16 @@
             <w:pPr>
               <w:spacing w:after="160" w:line="278" w:lineRule="auto"/>
               <w:cnfStyle w:val="000000000000" w:firstRow="0" w:lastRow="0" w:firstColumn="0" w:lastColumn="0" w:oddVBand="0" w:evenVBand="0" w:oddHBand="0" w:evenHBand="0" w:firstRowFirstColumn="0" w:firstRowLastColumn="0" w:lastRowFirstColumn="0" w:lastRowLastColumn="0"/>
-            </w:pPr>
-            <w:r>
+              <w:rPr>
+                <w:b/>
+                <w:bCs/>
+              </w:rPr>
+            </w:pPr>
+            <w:r>
+              <w:rPr>
+                <w:b/>
+                <w:bCs/>
+              </w:rPr>
               <w:t>A business pays to boost event ranking for selected audiences.</w:t>
             </w:r>
           </w:p>
@@ -194,9 +210,17 @@
             <w:pPr>
               <w:spacing w:after="160" w:line="278" w:lineRule="auto"/>
               <w:cnfStyle w:val="000000100000" w:firstRow="0" w:lastRow="0" w:firstColumn="0" w:lastColumn="0" w:oddVBand="0" w:evenVBand="0" w:oddHBand="1" w:evenHBand="0" w:firstRowFirstColumn="0" w:firstRowLastColumn="0" w:lastRowFirstColumn="0" w:lastRowLastColumn="0"/>
-            </w:pPr>
-            <w:r>
-              <w:t>BIZ-01 (Promote Event Placement)</w:t>
+              <w:rPr>
+                <w:b/>
+                <w:bCs/>
+              </w:rPr>
+            </w:pPr>
+            <w:r>
+              <w:rPr>
+                <w:b/>
+                <w:bCs/>
+              </w:rPr>
+              <w:t>UC-BIZ-12 (Process Promotion Payment)</w:t>
             </w:r>
           </w:p>
         </w:tc>
@@ -226,9 +250,17 @@
             <w:pPr>
               <w:spacing w:after="160" w:line="278" w:lineRule="auto"/>
               <w:cnfStyle w:val="000000000000" w:firstRow="0" w:lastRow="0" w:firstColumn="0" w:lastColumn="0" w:oddVBand="0" w:evenVBand="0" w:oddHBand="0" w:evenHBand="0" w:firstRowFirstColumn="0" w:firstRowLastColumn="0" w:lastRowFirstColumn="0" w:lastRowLastColumn="0"/>
-            </w:pPr>
-            <w:r>
-              <w:t>Primary: Business User. Secondary: Billing Service, Ad Placement Engine.</w:t>
+              <w:rPr>
+                <w:b/>
+                <w:bCs/>
+              </w:rPr>
+            </w:pPr>
+            <w:r>
+              <w:rPr>
+                <w:b/>
+                <w:bCs/>
+              </w:rPr>
+              <w:t>Primary: Business. Secondary: Billing Service, Ad Placement Engine.</w:t>
             </w:r>
           </w:p>
         </w:tc>
@@ -261,8 +293,16 @@
             <w:pPr>
               <w:spacing w:after="160" w:line="278" w:lineRule="auto"/>
               <w:cnfStyle w:val="000000100000" w:firstRow="0" w:lastRow="0" w:firstColumn="0" w:lastColumn="0" w:oddVBand="0" w:evenVBand="0" w:oddHBand="1" w:evenHBand="0" w:firstRowFirstColumn="0" w:firstRowLastColumn="0" w:lastRowFirstColumn="0" w:lastRowLastColumn="0"/>
-            </w:pPr>
-            <w:r>
+              <w:rPr>
+                <w:b/>
+                <w:bCs/>
+              </w:rPr>
+            </w:pPr>
+            <w:r>
+              <w:rPr>
+                <w:b/>
+                <w:bCs/>
+              </w:rPr>
               <w:t>Business account is verified, payment method exists, and event is eligible for promotion.</w:t>
             </w:r>
           </w:p>
@@ -293,23 +333,47 @@
             <w:pPr>
               <w:spacing w:after="160" w:line="278" w:lineRule="auto"/>
               <w:cnfStyle w:val="000000000000" w:firstRow="0" w:lastRow="0" w:firstColumn="0" w:lastColumn="0" w:oddVBand="0" w:evenVBand="0" w:oddHBand="0" w:evenHBand="0" w:firstRowFirstColumn="0" w:firstRowLastColumn="0" w:lastRowFirstColumn="0" w:lastRowLastColumn="0"/>
-            </w:pPr>
-            <w:r>
-              <w:t>1. Business user selects Promote Event.</w:t>
-            </w:r>
-            <w:r>
+              <w:rPr>
+                <w:b/>
+                <w:bCs/>
+              </w:rPr>
+            </w:pPr>
+            <w:r>
+              <w:rPr>
+                <w:b/>
+                <w:bCs/>
+              </w:rPr>
+              <w:t>1. Business selects Promote Event.</w:t>
+            </w:r>
+            <w:r>
+              <w:rPr>
+                <w:b/>
+                <w:bCs/>
+              </w:rPr>
               <w:br/>
               <w:t>2. System asks for target audience, duration, and budget.</w:t>
             </w:r>
             <w:r>
+              <w:rPr>
+                <w:b/>
+                <w:bCs/>
+              </w:rPr>
               <w:br/>
-              <w:t>3. Business user confirms settings and payment.</w:t>
-            </w:r>
-            <w:r>
+              <w:t>3. Business confirms settings and payment.</w:t>
+            </w:r>
+            <w:r>
+              <w:rPr>
+                <w:b/>
+                <w:bCs/>
+              </w:rPr>
               <w:br/>
               <w:t>4. Billing service authorizes payment.</w:t>
             </w:r>
             <w:r>
+              <w:rPr>
+                <w:b/>
+                <w:bCs/>
+              </w:rPr>
               <w:br/>
               <w:t>5. Ad placement engine activates campaign and updates feed rank.</w:t>
             </w:r>
@@ -344,11 +408,23 @@
             <w:pPr>
               <w:spacing w:after="160" w:line="278" w:lineRule="auto"/>
               <w:cnfStyle w:val="000000100000" w:firstRow="0" w:lastRow="0" w:firstColumn="0" w:lastColumn="0" w:oddVBand="0" w:evenVBand="0" w:oddHBand="1" w:evenHBand="0" w:firstRowFirstColumn="0" w:firstRowLastColumn="0" w:lastRowFirstColumn="0" w:lastRowLastColumn="0"/>
-            </w:pPr>
-            <w:r>
+              <w:rPr>
+                <w:b/>
+                <w:bCs/>
+              </w:rPr>
+            </w:pPr>
+            <w:r>
+              <w:rPr>
+                <w:b/>
+                <w:bCs/>
+              </w:rPr>
               <w:t>A1. If payment fails, system cancels activation and asks for another payment method.</w:t>
             </w:r>
             <w:r>
+              <w:rPr>
+                <w:b/>
+                <w:bCs/>
+              </w:rPr>
               <w:br/>
               <w:t>A2. If policy validation fails, system blocks campaign and explains violation.</w:t>
             </w:r>
@@ -366,8 +442,13 @@
             <w:pPr>
               <w:spacing w:after="160" w:line="278" w:lineRule="auto"/>
             </w:pPr>
-            <w:r>
-              <w:t>Non functional requirements</w:t>
+            <w:proofErr w:type="spellStart"/>
+            <w:r>
+              <w:t>Non functional</w:t>
+            </w:r>
+            <w:proofErr w:type="spellEnd"/>
+            <w:r>
+              <w:t xml:space="preserve"> requirements</w:t>
             </w:r>
           </w:p>
         </w:tc>
@@ -380,8 +461,16 @@
             <w:pPr>
               <w:spacing w:after="160" w:line="278" w:lineRule="auto"/>
               <w:cnfStyle w:val="000000000000" w:firstRow="0" w:lastRow="0" w:firstColumn="0" w:lastColumn="0" w:oddVBand="0" w:evenVBand="0" w:oddHBand="0" w:evenHBand="0" w:firstRowFirstColumn="0" w:firstRowLastColumn="0" w:lastRowFirstColumn="0" w:lastRowLastColumn="0"/>
-            </w:pPr>
-            <w:r>
+              <w:rPr>
+                <w:b/>
+                <w:bCs/>
+              </w:rPr>
+            </w:pPr>
+            <w:r>
+              <w:rPr>
+                <w:b/>
+                <w:bCs/>
+              </w:rPr>
               <w:t>Payment processing must be PCI-compliant; campaign activation should complete in less than 2 minutes.</w:t>
             </w:r>
           </w:p>
@@ -415,8 +504,16 @@
             <w:pPr>
               <w:spacing w:after="160" w:line="278" w:lineRule="auto"/>
               <w:cnfStyle w:val="000000100000" w:firstRow="0" w:lastRow="0" w:firstColumn="0" w:lastColumn="0" w:oddVBand="0" w:evenVBand="0" w:oddHBand="1" w:evenHBand="0" w:firstRowFirstColumn="0" w:firstRowLastColumn="0" w:lastRowFirstColumn="0" w:lastRowLastColumn="0"/>
-            </w:pPr>
-            <w:r>
+              <w:rPr>
+                <w:b/>
+                <w:bCs/>
+              </w:rPr>
+            </w:pPr>
+            <w:r>
+              <w:rPr>
+                <w:b/>
+                <w:bCs/>
+              </w:rPr>
               <w:t>Promotion campaign is active and event receives boosted visibility.</w:t>
             </w:r>
           </w:p>
@@ -469,8 +566,8 @@
         <w:tblLook w:val="04A0" w:firstRow="1" w:lastRow="0" w:firstColumn="1" w:lastColumn="0" w:noHBand="0" w:noVBand="1"/>
       </w:tblPr>
       <w:tblGrid>
-        <w:gridCol w:w="3099"/>
-        <w:gridCol w:w="6251"/>
+        <w:gridCol w:w="3069"/>
+        <w:gridCol w:w="6281"/>
       </w:tblGrid>
       <w:tr>
         <w:trPr>
@@ -535,8 +632,16 @@
             <w:pPr>
               <w:spacing w:after="160" w:line="278" w:lineRule="auto"/>
               <w:cnfStyle w:val="000000100000" w:firstRow="0" w:lastRow="0" w:firstColumn="0" w:lastColumn="0" w:oddVBand="0" w:evenVBand="0" w:oddHBand="1" w:evenHBand="0" w:firstRowFirstColumn="0" w:firstRowLastColumn="0" w:lastRowFirstColumn="0" w:lastRowLastColumn="0"/>
-            </w:pPr>
-            <w:r>
+              <w:rPr>
+                <w:b/>
+                <w:bCs/>
+              </w:rPr>
+            </w:pPr>
+            <w:r>
+              <w:rPr>
+                <w:b/>
+                <w:bCs/>
+              </w:rPr>
               <w:t>UC-BIZ-02 Build Branded Profile</w:t>
             </w:r>
           </w:p>
@@ -567,8 +672,16 @@
             <w:pPr>
               <w:spacing w:after="160" w:line="278" w:lineRule="auto"/>
               <w:cnfStyle w:val="000000000000" w:firstRow="0" w:lastRow="0" w:firstColumn="0" w:lastColumn="0" w:oddVBand="0" w:evenVBand="0" w:oddHBand="0" w:evenHBand="0" w:firstRowFirstColumn="0" w:firstRowLastColumn="0" w:lastRowFirstColumn="0" w:lastRowLastColumn="0"/>
-            </w:pPr>
-            <w:r>
+              <w:rPr>
+                <w:b/>
+                <w:bCs/>
+              </w:rPr>
+            </w:pPr>
+            <w:r>
+              <w:rPr>
+                <w:b/>
+                <w:bCs/>
+              </w:rPr>
               <w:t>A business creates or updates a brand profile with public links and identity details.</w:t>
             </w:r>
           </w:p>
@@ -602,9 +715,17 @@
             <w:pPr>
               <w:spacing w:after="160" w:line="278" w:lineRule="auto"/>
               <w:cnfStyle w:val="000000100000" w:firstRow="0" w:lastRow="0" w:firstColumn="0" w:lastColumn="0" w:oddVBand="0" w:evenVBand="0" w:oddHBand="1" w:evenHBand="0" w:firstRowFirstColumn="0" w:firstRowLastColumn="0" w:lastRowFirstColumn="0" w:lastRowLastColumn="0"/>
-            </w:pPr>
-            <w:r>
-              <w:t>BIZ-02 (Build Branded Profile)</w:t>
+              <w:rPr>
+                <w:b/>
+                <w:bCs/>
+              </w:rPr>
+            </w:pPr>
+            <w:r>
+              <w:rPr>
+                <w:b/>
+                <w:bCs/>
+              </w:rPr>
+              <w:t>None</w:t>
             </w:r>
           </w:p>
         </w:tc>
@@ -634,9 +755,17 @@
             <w:pPr>
               <w:spacing w:after="160" w:line="278" w:lineRule="auto"/>
               <w:cnfStyle w:val="000000000000" w:firstRow="0" w:lastRow="0" w:firstColumn="0" w:lastColumn="0" w:oddVBand="0" w:evenVBand="0" w:oddHBand="0" w:evenHBand="0" w:firstRowFirstColumn="0" w:firstRowLastColumn="0" w:lastRowFirstColumn="0" w:lastRowLastColumn="0"/>
-            </w:pPr>
-            <w:r>
-              <w:t>Primary: Business User. Secondary: Profile Service, Media Storage.</w:t>
+              <w:rPr>
+                <w:b/>
+                <w:bCs/>
+              </w:rPr>
+            </w:pPr>
+            <w:r>
+              <w:rPr>
+                <w:b/>
+                <w:bCs/>
+              </w:rPr>
+              <w:t>Primary: Business. Secondary: Profile Service, Media Storage.</w:t>
             </w:r>
           </w:p>
         </w:tc>
@@ -669,9 +798,17 @@
             <w:pPr>
               <w:spacing w:after="160" w:line="278" w:lineRule="auto"/>
               <w:cnfStyle w:val="000000100000" w:firstRow="0" w:lastRow="0" w:firstColumn="0" w:lastColumn="0" w:oddVBand="0" w:evenVBand="0" w:oddHBand="1" w:evenHBand="0" w:firstRowFirstColumn="0" w:firstRowLastColumn="0" w:lastRowFirstColumn="0" w:lastRowLastColumn="0"/>
-            </w:pPr>
-            <w:r>
-              <w:t>Business user is authenticated and has profile edit permission.</w:t>
+              <w:rPr>
+                <w:b/>
+                <w:bCs/>
+              </w:rPr>
+            </w:pPr>
+            <w:r>
+              <w:rPr>
+                <w:b/>
+                <w:bCs/>
+              </w:rPr>
+              <w:t>Business is authenticated and has profile edit permission.</w:t>
             </w:r>
           </w:p>
         </w:tc>
@@ -701,23 +838,47 @@
             <w:pPr>
               <w:spacing w:after="160" w:line="278" w:lineRule="auto"/>
               <w:cnfStyle w:val="000000000000" w:firstRow="0" w:lastRow="0" w:firstColumn="0" w:lastColumn="0" w:oddVBand="0" w:evenVBand="0" w:oddHBand="0" w:evenHBand="0" w:firstRowFirstColumn="0" w:firstRowLastColumn="0" w:lastRowFirstColumn="0" w:lastRowLastColumn="0"/>
-            </w:pPr>
-            <w:r>
-              <w:t>1. Business user opens profile editor.</w:t>
-            </w:r>
-            <w:r>
+              <w:rPr>
+                <w:b/>
+                <w:bCs/>
+              </w:rPr>
+            </w:pPr>
+            <w:r>
+              <w:rPr>
+                <w:b/>
+                <w:bCs/>
+              </w:rPr>
+              <w:t>1. Business opens profile editor.</w:t>
+            </w:r>
+            <w:r>
+              <w:rPr>
+                <w:b/>
+                <w:bCs/>
+              </w:rPr>
               <w:br/>
-              <w:t>2. User uploads logo and cover image.</w:t>
-            </w:r>
-            <w:r>
+              <w:t>2. Business uploads logo and cover image.</w:t>
+            </w:r>
+            <w:r>
+              <w:rPr>
+                <w:b/>
+                <w:bCs/>
+              </w:rPr>
               <w:br/>
-              <w:t>3. User adds website and social links.</w:t>
-            </w:r>
-            <w:r>
+              <w:t>3. Business adds website and social links.</w:t>
+            </w:r>
+            <w:r>
+              <w:rPr>
+                <w:b/>
+                <w:bCs/>
+              </w:rPr>
               <w:br/>
               <w:t>4. System validates link format and saves profile.</w:t>
             </w:r>
             <w:r>
+              <w:rPr>
+                <w:b/>
+                <w:bCs/>
+              </w:rPr>
               <w:br/>
               <w:t>5. Updated profile appears publicly.</w:t>
             </w:r>
@@ -752,11 +913,23 @@
             <w:pPr>
               <w:spacing w:after="160" w:line="278" w:lineRule="auto"/>
               <w:cnfStyle w:val="000000100000" w:firstRow="0" w:lastRow="0" w:firstColumn="0" w:lastColumn="0" w:oddVBand="0" w:evenVBand="0" w:oddHBand="1" w:evenHBand="0" w:firstRowFirstColumn="0" w:firstRowLastColumn="0" w:lastRowFirstColumn="0" w:lastRowLastColumn="0"/>
-            </w:pPr>
-            <w:r>
+              <w:rPr>
+                <w:b/>
+                <w:bCs/>
+              </w:rPr>
+            </w:pPr>
+            <w:r>
+              <w:rPr>
+                <w:b/>
+                <w:bCs/>
+              </w:rPr>
               <w:t>A1. If uploaded media is invalid, system rejects file and shows format constraints.</w:t>
             </w:r>
             <w:r>
+              <w:rPr>
+                <w:b/>
+                <w:bCs/>
+              </w:rPr>
               <w:br/>
               <w:t>A2. If a link is malformed, system highlights the field and blocks save.</w:t>
             </w:r>
@@ -774,8 +947,13 @@
             <w:pPr>
               <w:spacing w:after="160" w:line="278" w:lineRule="auto"/>
             </w:pPr>
-            <w:r>
-              <w:t>Non functional requirements</w:t>
+            <w:proofErr w:type="spellStart"/>
+            <w:r>
+              <w:t>Non functional</w:t>
+            </w:r>
+            <w:proofErr w:type="spellEnd"/>
+            <w:r>
+              <w:t xml:space="preserve"> requirements</w:t>
             </w:r>
           </w:p>
         </w:tc>
@@ -788,8 +966,16 @@
             <w:pPr>
               <w:spacing w:after="160" w:line="278" w:lineRule="auto"/>
               <w:cnfStyle w:val="000000000000" w:firstRow="0" w:lastRow="0" w:firstColumn="0" w:lastColumn="0" w:oddVBand="0" w:evenVBand="0" w:oddHBand="0" w:evenHBand="0" w:firstRowFirstColumn="0" w:firstRowLastColumn="0" w:lastRowFirstColumn="0" w:lastRowLastColumn="0"/>
-            </w:pPr>
-            <w:r>
+              <w:rPr>
+                <w:b/>
+                <w:bCs/>
+              </w:rPr>
+            </w:pPr>
+            <w:r>
+              <w:rPr>
+                <w:b/>
+                <w:bCs/>
+              </w:rPr>
               <w:t>Profile updates should publish in less than 10 seconds; uploaded assets must be malware-scanned.</w:t>
             </w:r>
           </w:p>
@@ -823,8 +1009,16 @@
             <w:pPr>
               <w:spacing w:after="160" w:line="278" w:lineRule="auto"/>
               <w:cnfStyle w:val="000000100000" w:firstRow="0" w:lastRow="0" w:firstColumn="0" w:lastColumn="0" w:oddVBand="0" w:evenVBand="0" w:oddHBand="1" w:evenHBand="0" w:firstRowFirstColumn="0" w:firstRowLastColumn="0" w:lastRowFirstColumn="0" w:lastRowLastColumn="0"/>
-            </w:pPr>
-            <w:r>
+              <w:rPr>
+                <w:b/>
+                <w:bCs/>
+              </w:rPr>
+            </w:pPr>
+            <w:r>
+              <w:rPr>
+                <w:b/>
+                <w:bCs/>
+              </w:rPr>
               <w:t>Branded profile is updated and visible to goers.</w:t>
             </w:r>
           </w:p>
@@ -877,8 +1071,8 @@
         <w:tblLook w:val="04A0" w:firstRow="1" w:lastRow="0" w:firstColumn="1" w:lastColumn="0" w:noHBand="0" w:noVBand="1"/>
       </w:tblPr>
       <w:tblGrid>
-        <w:gridCol w:w="3107"/>
-        <w:gridCol w:w="6243"/>
+        <w:gridCol w:w="3074"/>
+        <w:gridCol w:w="6276"/>
       </w:tblGrid>
       <w:tr>
         <w:trPr>
@@ -943,8 +1137,16 @@
             <w:pPr>
               <w:spacing w:after="160" w:line="278" w:lineRule="auto"/>
               <w:cnfStyle w:val="000000100000" w:firstRow="0" w:lastRow="0" w:firstColumn="0" w:lastColumn="0" w:oddVBand="0" w:evenVBand="0" w:oddHBand="1" w:evenHBand="0" w:firstRowFirstColumn="0" w:firstRowLastColumn="0" w:lastRowFirstColumn="0" w:lastRowLastColumn="0"/>
-            </w:pPr>
-            <w:r>
+              <w:rPr>
+                <w:b/>
+                <w:bCs/>
+              </w:rPr>
+            </w:pPr>
+            <w:r>
+              <w:rPr>
+                <w:b/>
+                <w:bCs/>
+              </w:rPr>
               <w:t>UC-BIZ-03 Capture Leads from Attendees</w:t>
             </w:r>
           </w:p>
@@ -975,8 +1177,16 @@
             <w:pPr>
               <w:spacing w:after="160" w:line="278" w:lineRule="auto"/>
               <w:cnfStyle w:val="000000000000" w:firstRow="0" w:lastRow="0" w:firstColumn="0" w:lastColumn="0" w:oddVBand="0" w:evenVBand="0" w:oddHBand="0" w:evenHBand="0" w:firstRowFirstColumn="0" w:firstRowLastColumn="0" w:lastRowFirstColumn="0" w:lastRowLastColumn="0"/>
-            </w:pPr>
-            <w:r>
+              <w:rPr>
+                <w:b/>
+                <w:bCs/>
+              </w:rPr>
+            </w:pPr>
+            <w:r>
+              <w:rPr>
+                <w:b/>
+                <w:bCs/>
+              </w:rPr>
               <w:t>A business offers downloadable resources or coupons to collect qualified leads.</w:t>
             </w:r>
           </w:p>
@@ -1010,9 +1220,17 @@
             <w:pPr>
               <w:spacing w:after="160" w:line="278" w:lineRule="auto"/>
               <w:cnfStyle w:val="000000100000" w:firstRow="0" w:lastRow="0" w:firstColumn="0" w:lastColumn="0" w:oddVBand="0" w:evenVBand="0" w:oddHBand="1" w:evenHBand="0" w:firstRowFirstColumn="0" w:firstRowLastColumn="0" w:lastRowFirstColumn="0" w:lastRowLastColumn="0"/>
-            </w:pPr>
-            <w:r>
-              <w:t>BIZ-03 (Capture Leads from Attendees)</w:t>
+              <w:rPr>
+                <w:b/>
+                <w:bCs/>
+              </w:rPr>
+            </w:pPr>
+            <w:r>
+              <w:rPr>
+                <w:b/>
+                <w:bCs/>
+              </w:rPr>
+              <w:t>UC-BIZ-11 (Manage Branded Event)</w:t>
             </w:r>
           </w:p>
         </w:tc>
@@ -1042,9 +1260,17 @@
             <w:pPr>
               <w:spacing w:after="160" w:line="278" w:lineRule="auto"/>
               <w:cnfStyle w:val="000000000000" w:firstRow="0" w:lastRow="0" w:firstColumn="0" w:lastColumn="0" w:oddVBand="0" w:evenVBand="0" w:oddHBand="0" w:evenHBand="0" w:firstRowFirstColumn="0" w:firstRowLastColumn="0" w:lastRowFirstColumn="0" w:lastRowLastColumn="0"/>
-            </w:pPr>
-            <w:r>
-              <w:t>Primary: Business User. Secondary: Lead Form Service, Email Service.</w:t>
+              <w:rPr>
+                <w:b/>
+                <w:bCs/>
+              </w:rPr>
+            </w:pPr>
+            <w:r>
+              <w:rPr>
+                <w:b/>
+                <w:bCs/>
+              </w:rPr>
+              <w:t>Primary: Business. Secondary: Lead Form Service, Email Service.</w:t>
             </w:r>
           </w:p>
         </w:tc>
@@ -1077,8 +1303,16 @@
             <w:pPr>
               <w:spacing w:after="160" w:line="278" w:lineRule="auto"/>
               <w:cnfStyle w:val="000000100000" w:firstRow="0" w:lastRow="0" w:firstColumn="0" w:lastColumn="0" w:oddVBand="0" w:evenVBand="0" w:oddHBand="1" w:evenHBand="0" w:firstRowFirstColumn="0" w:firstRowLastColumn="0" w:lastRowFirstColumn="0" w:lastRowLastColumn="0"/>
-            </w:pPr>
-            <w:r>
+              <w:rPr>
+                <w:b/>
+                <w:bCs/>
+              </w:rPr>
+            </w:pPr>
+            <w:r>
+              <w:rPr>
+                <w:b/>
+                <w:bCs/>
+              </w:rPr>
               <w:t>Business event is published and lead offer is configured.</w:t>
             </w:r>
           </w:p>
@@ -1109,23 +1343,47 @@
             <w:pPr>
               <w:spacing w:after="160" w:line="278" w:lineRule="auto"/>
               <w:cnfStyle w:val="000000000000" w:firstRow="0" w:lastRow="0" w:firstColumn="0" w:lastColumn="0" w:oddVBand="0" w:evenVBand="0" w:oddHBand="0" w:evenHBand="0" w:firstRowFirstColumn="0" w:firstRowLastColumn="0" w:lastRowFirstColumn="0" w:lastRowLastColumn="0"/>
-            </w:pPr>
-            <w:r>
-              <w:t>1. Business user creates a lead offer for event attendees.</w:t>
-            </w:r>
-            <w:r>
+              <w:rPr>
+                <w:b/>
+                <w:bCs/>
+              </w:rPr>
+            </w:pPr>
+            <w:r>
+              <w:rPr>
+                <w:b/>
+                <w:bCs/>
+              </w:rPr>
+              <w:t>1. Business creates a lead offer for event attendees.</w:t>
+            </w:r>
+            <w:r>
+              <w:rPr>
+                <w:b/>
+                <w:bCs/>
+              </w:rPr>
               <w:br/>
               <w:t>2. Attendee submits contact details through lead form.</w:t>
             </w:r>
             <w:r>
+              <w:rPr>
+                <w:b/>
+                <w:bCs/>
+              </w:rPr>
               <w:br/>
               <w:t>3. System validates consent and submission.</w:t>
             </w:r>
             <w:r>
+              <w:rPr>
+                <w:b/>
+                <w:bCs/>
+              </w:rPr>
               <w:br/>
               <w:t>4. System delivers resource or coupon to attendee.</w:t>
             </w:r>
             <w:r>
+              <w:rPr>
+                <w:b/>
+                <w:bCs/>
+              </w:rPr>
               <w:br/>
               <w:t>5. System records lead in business dashboard.</w:t>
             </w:r>
@@ -1160,11 +1418,23 @@
             <w:pPr>
               <w:spacing w:after="160" w:line="278" w:lineRule="auto"/>
               <w:cnfStyle w:val="000000100000" w:firstRow="0" w:lastRow="0" w:firstColumn="0" w:lastColumn="0" w:oddVBand="0" w:evenVBand="0" w:oddHBand="1" w:evenHBand="0" w:firstRowFirstColumn="0" w:firstRowLastColumn="0" w:lastRowFirstColumn="0" w:lastRowLastColumn="0"/>
-            </w:pPr>
-            <w:r>
+              <w:rPr>
+                <w:b/>
+                <w:bCs/>
+              </w:rPr>
+            </w:pPr>
+            <w:r>
+              <w:rPr>
+                <w:b/>
+                <w:bCs/>
+              </w:rPr>
               <w:t>A1. If consent is missing, system blocks submission.</w:t>
             </w:r>
             <w:r>
+              <w:rPr>
+                <w:b/>
+                <w:bCs/>
+              </w:rPr>
               <w:br/>
               <w:t>A2. If delivery fails, system retries and logs failure for follow-up.</w:t>
             </w:r>
@@ -1182,8 +1452,13 @@
             <w:pPr>
               <w:spacing w:after="160" w:line="278" w:lineRule="auto"/>
             </w:pPr>
-            <w:r>
-              <w:t>Non functional requirements</w:t>
+            <w:proofErr w:type="spellStart"/>
+            <w:r>
+              <w:t>Non functional</w:t>
+            </w:r>
+            <w:proofErr w:type="spellEnd"/>
+            <w:r>
+              <w:t xml:space="preserve"> requirements</w:t>
             </w:r>
           </w:p>
         </w:tc>
@@ -1196,8 +1471,16 @@
             <w:pPr>
               <w:spacing w:after="160" w:line="278" w:lineRule="auto"/>
               <w:cnfStyle w:val="000000000000" w:firstRow="0" w:lastRow="0" w:firstColumn="0" w:lastColumn="0" w:oddVBand="0" w:evenVBand="0" w:oddHBand="0" w:evenHBand="0" w:firstRowFirstColumn="0" w:firstRowLastColumn="0" w:lastRowFirstColumn="0" w:lastRowLastColumn="0"/>
-            </w:pPr>
-            <w:r>
+              <w:rPr>
+                <w:b/>
+                <w:bCs/>
+              </w:rPr>
+            </w:pPr>
+            <w:r>
+              <w:rPr>
+                <w:b/>
+                <w:bCs/>
+              </w:rPr>
               <w:t>Lead data must comply with privacy law; form submission should complete in less than 2 seconds.</w:t>
             </w:r>
           </w:p>
@@ -1231,8 +1514,16 @@
             <w:pPr>
               <w:spacing w:after="160" w:line="278" w:lineRule="auto"/>
               <w:cnfStyle w:val="000000100000" w:firstRow="0" w:lastRow="0" w:firstColumn="0" w:lastColumn="0" w:oddVBand="0" w:evenVBand="0" w:oddHBand="1" w:evenHBand="0" w:firstRowFirstColumn="0" w:firstRowLastColumn="0" w:lastRowFirstColumn="0" w:lastRowLastColumn="0"/>
-            </w:pPr>
-            <w:r>
+              <w:rPr>
+                <w:b/>
+                <w:bCs/>
+              </w:rPr>
+            </w:pPr>
+            <w:r>
+              <w:rPr>
+                <w:b/>
+                <w:bCs/>
+              </w:rPr>
               <w:t>Valid lead is stored and business can track lead conversion.</w:t>
             </w:r>
           </w:p>
@@ -1285,8 +1576,8 @@
         <w:tblLook w:val="04A0" w:firstRow="1" w:lastRow="0" w:firstColumn="1" w:lastColumn="0" w:noHBand="0" w:noVBand="1"/>
       </w:tblPr>
       <w:tblGrid>
-        <w:gridCol w:w="2909"/>
-        <w:gridCol w:w="6441"/>
+        <w:gridCol w:w="2882"/>
+        <w:gridCol w:w="6468"/>
       </w:tblGrid>
       <w:tr>
         <w:trPr>
@@ -1351,8 +1642,16 @@
             <w:pPr>
               <w:spacing w:after="160" w:line="278" w:lineRule="auto"/>
               <w:cnfStyle w:val="000000100000" w:firstRow="0" w:lastRow="0" w:firstColumn="0" w:lastColumn="0" w:oddVBand="0" w:evenVBand="0" w:oddHBand="1" w:evenHBand="0" w:firstRowFirstColumn="0" w:firstRowLastColumn="0" w:lastRowFirstColumn="0" w:lastRowLastColumn="0"/>
-            </w:pPr>
-            <w:r>
+              <w:rPr>
+                <w:b/>
+                <w:bCs/>
+              </w:rPr>
+            </w:pPr>
+            <w:r>
+              <w:rPr>
+                <w:b/>
+                <w:bCs/>
+              </w:rPr>
               <w:t>UC-BIZ-04 Co-Host with Partners</w:t>
             </w:r>
           </w:p>
@@ -1383,8 +1682,16 @@
             <w:pPr>
               <w:spacing w:after="160" w:line="278" w:lineRule="auto"/>
               <w:cnfStyle w:val="000000000000" w:firstRow="0" w:lastRow="0" w:firstColumn="0" w:lastColumn="0" w:oddVBand="0" w:evenVBand="0" w:oddHBand="0" w:evenHBand="0" w:firstRowFirstColumn="0" w:firstRowLastColumn="0" w:lastRowFirstColumn="0" w:lastRowLastColumn="0"/>
-            </w:pPr>
-            <w:r>
+              <w:rPr>
+                <w:b/>
+                <w:bCs/>
+              </w:rPr>
+            </w:pPr>
+            <w:r>
+              <w:rPr>
+                <w:b/>
+                <w:bCs/>
+              </w:rPr>
               <w:t>A business invites partner hosts for cross-promotion of a shared event.</w:t>
             </w:r>
           </w:p>
@@ -1418,9 +1725,17 @@
             <w:pPr>
               <w:spacing w:after="160" w:line="278" w:lineRule="auto"/>
               <w:cnfStyle w:val="000000100000" w:firstRow="0" w:lastRow="0" w:firstColumn="0" w:lastColumn="0" w:oddVBand="0" w:evenVBand="0" w:oddHBand="1" w:evenHBand="0" w:firstRowFirstColumn="0" w:firstRowLastColumn="0" w:lastRowFirstColumn="0" w:lastRowLastColumn="0"/>
-            </w:pPr>
-            <w:r>
-              <w:t>BIZ-04 (Co-Host with Partners)</w:t>
+              <w:rPr>
+                <w:b/>
+                <w:bCs/>
+              </w:rPr>
+            </w:pPr>
+            <w:r>
+              <w:rPr>
+                <w:b/>
+                <w:bCs/>
+              </w:rPr>
+              <w:t>UC-BIZ-13 (Send Partner Invitation)</w:t>
             </w:r>
           </w:p>
         </w:tc>
@@ -1450,9 +1765,17 @@
             <w:pPr>
               <w:spacing w:after="160" w:line="278" w:lineRule="auto"/>
               <w:cnfStyle w:val="000000000000" w:firstRow="0" w:lastRow="0" w:firstColumn="0" w:lastColumn="0" w:oddVBand="0" w:evenVBand="0" w:oddHBand="0" w:evenHBand="0" w:firstRowFirstColumn="0" w:firstRowLastColumn="0" w:lastRowFirstColumn="0" w:lastRowLastColumn="0"/>
-            </w:pPr>
-            <w:r>
-              <w:t>Primary: Business User. Secondary: Partner Host, Notification Service.</w:t>
+              <w:rPr>
+                <w:b/>
+                <w:bCs/>
+              </w:rPr>
+            </w:pPr>
+            <w:r>
+              <w:rPr>
+                <w:b/>
+                <w:bCs/>
+              </w:rPr>
+              <w:t>Primary: Business. Secondary: Partner Host, Notification Service.</w:t>
             </w:r>
           </w:p>
         </w:tc>
@@ -1485,8 +1808,16 @@
             <w:pPr>
               <w:spacing w:after="160" w:line="278" w:lineRule="auto"/>
               <w:cnfStyle w:val="000000100000" w:firstRow="0" w:lastRow="0" w:firstColumn="0" w:lastColumn="0" w:oddVBand="0" w:evenVBand="0" w:oddHBand="1" w:evenHBand="0" w:firstRowFirstColumn="0" w:firstRowLastColumn="0" w:lastRowFirstColumn="0" w:lastRowLastColumn="0"/>
-            </w:pPr>
-            <w:r>
+              <w:rPr>
+                <w:b/>
+                <w:bCs/>
+              </w:rPr>
+            </w:pPr>
+            <w:r>
+              <w:rPr>
+                <w:b/>
+                <w:bCs/>
+              </w:rPr>
               <w:t>Business event exists and partner account is discoverable.</w:t>
             </w:r>
           </w:p>
@@ -1517,23 +1848,47 @@
             <w:pPr>
               <w:spacing w:after="160" w:line="278" w:lineRule="auto"/>
               <w:cnfStyle w:val="000000000000" w:firstRow="0" w:lastRow="0" w:firstColumn="0" w:lastColumn="0" w:oddVBand="0" w:evenVBand="0" w:oddHBand="0" w:evenHBand="0" w:firstRowFirstColumn="0" w:firstRowLastColumn="0" w:lastRowFirstColumn="0" w:lastRowLastColumn="0"/>
-            </w:pPr>
-            <w:r>
-              <w:t>1. Business user opens partner section in event editor.</w:t>
-            </w:r>
-            <w:r>
+              <w:rPr>
+                <w:b/>
+                <w:bCs/>
+              </w:rPr>
+            </w:pPr>
+            <w:r>
+              <w:rPr>
+                <w:b/>
+                <w:bCs/>
+              </w:rPr>
+              <w:t>1. Business opens partner section in event editor.</w:t>
+            </w:r>
+            <w:r>
+              <w:rPr>
+                <w:b/>
+                <w:bCs/>
+              </w:rPr>
               <w:br/>
-              <w:t>2. User searches and selects partner host.</w:t>
-            </w:r>
-            <w:r>
+              <w:t>2. Business searches and selects a partner host.</w:t>
+            </w:r>
+            <w:r>
+              <w:rPr>
+                <w:b/>
+                <w:bCs/>
+              </w:rPr>
               <w:br/>
               <w:t>3. System sends co-host invitation.</w:t>
             </w:r>
             <w:r>
+              <w:rPr>
+                <w:b/>
+                <w:bCs/>
+              </w:rPr>
               <w:br/>
               <w:t>4. Partner host accepts invitation.</w:t>
             </w:r>
             <w:r>
+              <w:rPr>
+                <w:b/>
+                <w:bCs/>
+              </w:rPr>
               <w:br/>
               <w:t>5. System marks both accounts as co-hosts and shares event visibility.</w:t>
             </w:r>
@@ -1568,11 +1923,23 @@
             <w:pPr>
               <w:spacing w:after="160" w:line="278" w:lineRule="auto"/>
               <w:cnfStyle w:val="000000100000" w:firstRow="0" w:lastRow="0" w:firstColumn="0" w:lastColumn="0" w:oddVBand="0" w:evenVBand="0" w:oddHBand="1" w:evenHBand="0" w:firstRowFirstColumn="0" w:firstRowLastColumn="0" w:lastRowFirstColumn="0" w:lastRowLastColumn="0"/>
-            </w:pPr>
-            <w:r>
+              <w:rPr>
+                <w:b/>
+                <w:bCs/>
+              </w:rPr>
+            </w:pPr>
+            <w:r>
+              <w:rPr>
+                <w:b/>
+                <w:bCs/>
+              </w:rPr>
               <w:t>A1. If partner declines, system keeps original host only.</w:t>
             </w:r>
             <w:r>
+              <w:rPr>
+                <w:b/>
+                <w:bCs/>
+              </w:rPr>
               <w:br/>
               <w:t>A2. If partner account is invalid, system blocks invitation.</w:t>
             </w:r>
@@ -1590,8 +1957,13 @@
             <w:pPr>
               <w:spacing w:after="160" w:line="278" w:lineRule="auto"/>
             </w:pPr>
-            <w:r>
-              <w:t>Non functional requirements</w:t>
+            <w:proofErr w:type="spellStart"/>
+            <w:r>
+              <w:t>Non functional</w:t>
+            </w:r>
+            <w:proofErr w:type="spellEnd"/>
+            <w:r>
+              <w:t xml:space="preserve"> requirements</w:t>
             </w:r>
           </w:p>
         </w:tc>
@@ -1604,8 +1976,16 @@
             <w:pPr>
               <w:spacing w:after="160" w:line="278" w:lineRule="auto"/>
               <w:cnfStyle w:val="000000000000" w:firstRow="0" w:lastRow="0" w:firstColumn="0" w:lastColumn="0" w:oddVBand="0" w:evenVBand="0" w:oddHBand="0" w:evenHBand="0" w:firstRowFirstColumn="0" w:firstRowLastColumn="0" w:lastRowFirstColumn="0" w:lastRowLastColumn="0"/>
-            </w:pPr>
-            <w:r>
+              <w:rPr>
+                <w:b/>
+                <w:bCs/>
+              </w:rPr>
+            </w:pPr>
+            <w:r>
+              <w:rPr>
+                <w:b/>
+                <w:bCs/>
+              </w:rPr>
               <w:t>Invitation delivery should complete in less than 30 seconds; co-host permissions must follow role-based access rules.</w:t>
             </w:r>
           </w:p>
@@ -1639,8 +2019,16 @@
             <w:pPr>
               <w:spacing w:after="160" w:line="278" w:lineRule="auto"/>
               <w:cnfStyle w:val="000000100000" w:firstRow="0" w:lastRow="0" w:firstColumn="0" w:lastColumn="0" w:oddVBand="0" w:evenVBand="0" w:oddHBand="1" w:evenHBand="0" w:firstRowFirstColumn="0" w:firstRowLastColumn="0" w:lastRowFirstColumn="0" w:lastRowLastColumn="0"/>
-            </w:pPr>
-            <w:r>
+              <w:rPr>
+                <w:b/>
+                <w:bCs/>
+              </w:rPr>
+            </w:pPr>
+            <w:r>
+              <w:rPr>
+                <w:b/>
+                <w:bCs/>
+              </w:rPr>
               <w:t>Event is linked to accepted co-hosts for shared promotion.</w:t>
             </w:r>
           </w:p>
@@ -1693,8 +2081,8 @@
         <w:tblLook w:val="04A0" w:firstRow="1" w:lastRow="0" w:firstColumn="1" w:lastColumn="0" w:noHBand="0" w:noVBand="1"/>
       </w:tblPr>
       <w:tblGrid>
-        <w:gridCol w:w="2998"/>
-        <w:gridCol w:w="6352"/>
+        <w:gridCol w:w="2971"/>
+        <w:gridCol w:w="6379"/>
       </w:tblGrid>
       <w:tr>
         <w:trPr>
@@ -1759,8 +2147,16 @@
             <w:pPr>
               <w:spacing w:after="160" w:line="278" w:lineRule="auto"/>
               <w:cnfStyle w:val="000000100000" w:firstRow="0" w:lastRow="0" w:firstColumn="0" w:lastColumn="0" w:oddVBand="0" w:evenVBand="0" w:oddHBand="1" w:evenHBand="0" w:firstRowFirstColumn="0" w:firstRowLastColumn="0" w:lastRowFirstColumn="0" w:lastRowLastColumn="0"/>
-            </w:pPr>
-            <w:r>
+              <w:rPr>
+                <w:b/>
+                <w:bCs/>
+              </w:rPr>
+            </w:pPr>
+            <w:r>
+              <w:rPr>
+                <w:b/>
+                <w:bCs/>
+              </w:rPr>
               <w:t>UC-BIZ-05 Measure Ad Conversion ROI</w:t>
             </w:r>
           </w:p>
@@ -1791,8 +2187,16 @@
             <w:pPr>
               <w:spacing w:after="160" w:line="278" w:lineRule="auto"/>
               <w:cnfStyle w:val="000000000000" w:firstRow="0" w:lastRow="0" w:firstColumn="0" w:lastColumn="0" w:oddVBand="0" w:evenVBand="0" w:oddHBand="0" w:evenHBand="0" w:firstRowFirstColumn="0" w:firstRowLastColumn="0" w:lastRowFirstColumn="0" w:lastRowLastColumn="0"/>
-            </w:pPr>
-            <w:r>
+              <w:rPr>
+                <w:b/>
+                <w:bCs/>
+              </w:rPr>
+            </w:pPr>
+            <w:r>
+              <w:rPr>
+                <w:b/>
+                <w:bCs/>
+              </w:rPr>
               <w:t>A business compares ad spend and joins to evaluate campaign returns.</w:t>
             </w:r>
           </w:p>
@@ -1826,9 +2230,17 @@
             <w:pPr>
               <w:spacing w:after="160" w:line="278" w:lineRule="auto"/>
               <w:cnfStyle w:val="000000100000" w:firstRow="0" w:lastRow="0" w:firstColumn="0" w:lastColumn="0" w:oddVBand="0" w:evenVBand="0" w:oddHBand="1" w:evenHBand="0" w:firstRowFirstColumn="0" w:firstRowLastColumn="0" w:lastRowFirstColumn="0" w:lastRowLastColumn="0"/>
-            </w:pPr>
-            <w:r>
-              <w:t>BIZ-05 (Measure Ad Conversion ROI)</w:t>
+              <w:rPr>
+                <w:b/>
+                <w:bCs/>
+              </w:rPr>
+            </w:pPr>
+            <w:r>
+              <w:rPr>
+                <w:b/>
+                <w:bCs/>
+              </w:rPr>
+              <w:t>UC-BIZ-10 (Analyze Post-Event Results)</w:t>
             </w:r>
           </w:p>
         </w:tc>
@@ -1858,9 +2270,17 @@
             <w:pPr>
               <w:spacing w:after="160" w:line="278" w:lineRule="auto"/>
               <w:cnfStyle w:val="000000000000" w:firstRow="0" w:lastRow="0" w:firstColumn="0" w:lastColumn="0" w:oddVBand="0" w:evenVBand="0" w:oddHBand="0" w:evenHBand="0" w:firstRowFirstColumn="0" w:firstRowLastColumn="0" w:lastRowFirstColumn="0" w:lastRowLastColumn="0"/>
-            </w:pPr>
-            <w:r>
-              <w:t>Primary: Business User. Secondary: Analytics Service, Billing Service.</w:t>
+              <w:rPr>
+                <w:b/>
+                <w:bCs/>
+              </w:rPr>
+            </w:pPr>
+            <w:r>
+              <w:rPr>
+                <w:b/>
+                <w:bCs/>
+              </w:rPr>
+              <w:t>Primary: Business. Secondary: Analytics Service, Billing Service.</w:t>
             </w:r>
           </w:p>
         </w:tc>
@@ -1893,8 +2313,16 @@
             <w:pPr>
               <w:spacing w:after="160" w:line="278" w:lineRule="auto"/>
               <w:cnfStyle w:val="000000100000" w:firstRow="0" w:lastRow="0" w:firstColumn="0" w:lastColumn="0" w:oddVBand="0" w:evenVBand="0" w:oddHBand="1" w:evenHBand="0" w:firstRowFirstColumn="0" w:firstRowLastColumn="0" w:lastRowFirstColumn="0" w:lastRowLastColumn="0"/>
-            </w:pPr>
-            <w:r>
+              <w:rPr>
+                <w:b/>
+                <w:bCs/>
+              </w:rPr>
+            </w:pPr>
+            <w:r>
+              <w:rPr>
+                <w:b/>
+                <w:bCs/>
+              </w:rPr>
               <w:t>Campaign has active or historical spend and event join data exists.</w:t>
             </w:r>
           </w:p>
@@ -1925,23 +2353,47 @@
             <w:pPr>
               <w:spacing w:after="160" w:line="278" w:lineRule="auto"/>
               <w:cnfStyle w:val="000000000000" w:firstRow="0" w:lastRow="0" w:firstColumn="0" w:lastColumn="0" w:oddVBand="0" w:evenVBand="0" w:oddHBand="0" w:evenHBand="0" w:firstRowFirstColumn="0" w:firstRowLastColumn="0" w:lastRowFirstColumn="0" w:lastRowLastColumn="0"/>
-            </w:pPr>
-            <w:r>
-              <w:t>1. Business user opens campaign analytics dashboard.</w:t>
-            </w:r>
-            <w:r>
+              <w:rPr>
+                <w:b/>
+                <w:bCs/>
+              </w:rPr>
+            </w:pPr>
+            <w:r>
+              <w:rPr>
+                <w:b/>
+                <w:bCs/>
+              </w:rPr>
+              <w:t>1. Business opens campaign analytics dashboard.</w:t>
+            </w:r>
+            <w:r>
+              <w:rPr>
+                <w:b/>
+                <w:bCs/>
+              </w:rPr>
               <w:br/>
               <w:t>2. System displays spend, impressions, clicks, and joins.</w:t>
             </w:r>
             <w:r>
+              <w:rPr>
+                <w:b/>
+                <w:bCs/>
+              </w:rPr>
               <w:br/>
               <w:t>3. System calculates conversion and ROI metrics.</w:t>
             </w:r>
             <w:r>
+              <w:rPr>
+                <w:b/>
+                <w:bCs/>
+              </w:rPr>
               <w:br/>
-              <w:t>4. User applies filters by date and audience segment.</w:t>
-            </w:r>
-            <w:r>
+              <w:t>4. Business applies filters by date and audience segment.</w:t>
+            </w:r>
+            <w:r>
+              <w:rPr>
+                <w:b/>
+                <w:bCs/>
+              </w:rPr>
               <w:br/>
               <w:t>5. System refreshes metric views.</w:t>
             </w:r>
@@ -1976,11 +2428,23 @@
             <w:pPr>
               <w:spacing w:after="160" w:line="278" w:lineRule="auto"/>
               <w:cnfStyle w:val="000000100000" w:firstRow="0" w:lastRow="0" w:firstColumn="0" w:lastColumn="0" w:oddVBand="0" w:evenVBand="0" w:oddHBand="1" w:evenHBand="0" w:firstRowFirstColumn="0" w:firstRowLastColumn="0" w:lastRowFirstColumn="0" w:lastRowLastColumn="0"/>
-            </w:pPr>
-            <w:r>
+              <w:rPr>
+                <w:b/>
+                <w:bCs/>
+              </w:rPr>
+            </w:pPr>
+            <w:r>
+              <w:rPr>
+                <w:b/>
+                <w:bCs/>
+              </w:rPr>
               <w:t>A1. If spend data sync is delayed, system flags report as partial.</w:t>
             </w:r>
             <w:r>
+              <w:rPr>
+                <w:b/>
+                <w:bCs/>
+              </w:rPr>
               <w:br/>
               <w:t>A2. If selected period has no campaign data, system shows empty-state report.</w:t>
             </w:r>
@@ -1998,8 +2462,13 @@
             <w:pPr>
               <w:spacing w:after="160" w:line="278" w:lineRule="auto"/>
             </w:pPr>
-            <w:r>
-              <w:t>Non functional requirements</w:t>
+            <w:proofErr w:type="spellStart"/>
+            <w:r>
+              <w:t>Non functional</w:t>
+            </w:r>
+            <w:proofErr w:type="spellEnd"/>
+            <w:r>
+              <w:t xml:space="preserve"> requirements</w:t>
             </w:r>
           </w:p>
         </w:tc>
@@ -2012,8 +2481,16 @@
             <w:pPr>
               <w:spacing w:after="160" w:line="278" w:lineRule="auto"/>
               <w:cnfStyle w:val="000000000000" w:firstRow="0" w:lastRow="0" w:firstColumn="0" w:lastColumn="0" w:oddVBand="0" w:evenVBand="0" w:oddHBand="0" w:evenHBand="0" w:firstRowFirstColumn="0" w:firstRowLastColumn="0" w:lastRowFirstColumn="0" w:lastRowLastColumn="0"/>
-            </w:pPr>
-            <w:r>
+              <w:rPr>
+                <w:b/>
+                <w:bCs/>
+              </w:rPr>
+            </w:pPr>
+            <w:r>
+              <w:rPr>
+                <w:b/>
+                <w:bCs/>
+              </w:rPr>
               <w:t>Report generation should complete in less than 5 seconds; financial metrics must be accurate and auditable.</w:t>
             </w:r>
           </w:p>
@@ -2047,8 +2524,16 @@
             <w:pPr>
               <w:spacing w:after="160" w:line="278" w:lineRule="auto"/>
               <w:cnfStyle w:val="000000100000" w:firstRow="0" w:lastRow="0" w:firstColumn="0" w:lastColumn="0" w:oddVBand="0" w:evenVBand="0" w:oddHBand="1" w:evenHBand="0" w:firstRowFirstColumn="0" w:firstRowLastColumn="0" w:lastRowFirstColumn="0" w:lastRowLastColumn="0"/>
-            </w:pPr>
-            <w:r>
+              <w:rPr>
+                <w:b/>
+                <w:bCs/>
+              </w:rPr>
+            </w:pPr>
+            <w:r>
+              <w:rPr>
+                <w:b/>
+                <w:bCs/>
+              </w:rPr>
               <w:t>Business can assess campaign performance and adjust budget strategy.</w:t>
             </w:r>
           </w:p>
@@ -2101,8 +2586,8 @@
         <w:tblLook w:val="04A0" w:firstRow="1" w:lastRow="0" w:firstColumn="1" w:lastColumn="0" w:noHBand="0" w:noVBand="1"/>
       </w:tblPr>
       <w:tblGrid>
-        <w:gridCol w:w="3227"/>
-        <w:gridCol w:w="6123"/>
+        <w:gridCol w:w="3191"/>
+        <w:gridCol w:w="6159"/>
       </w:tblGrid>
       <w:tr>
         <w:trPr>
@@ -2167,8 +2652,16 @@
             <w:pPr>
               <w:spacing w:after="160" w:line="278" w:lineRule="auto"/>
               <w:cnfStyle w:val="000000100000" w:firstRow="0" w:lastRow="0" w:firstColumn="0" w:lastColumn="0" w:oddVBand="0" w:evenVBand="0" w:oddHBand="1" w:evenHBand="0" w:firstRowFirstColumn="0" w:firstRowLastColumn="0" w:lastRowFirstColumn="0" w:lastRowLastColumn="0"/>
-            </w:pPr>
-            <w:r>
+              <w:rPr>
+                <w:b/>
+                <w:bCs/>
+              </w:rPr>
+            </w:pPr>
+            <w:r>
+              <w:rPr>
+                <w:b/>
+                <w:bCs/>
+              </w:rPr>
               <w:t>UC-BIZ-06 Save Event Draft</w:t>
             </w:r>
           </w:p>
@@ -2199,9 +2692,17 @@
             <w:pPr>
               <w:spacing w:after="160" w:line="278" w:lineRule="auto"/>
               <w:cnfStyle w:val="000000000000" w:firstRow="0" w:lastRow="0" w:firstColumn="0" w:lastColumn="0" w:oddVBand="0" w:evenVBand="0" w:oddHBand="0" w:evenHBand="0" w:firstRowFirstColumn="0" w:firstRowLastColumn="0" w:lastRowFirstColumn="0" w:lastRowLastColumn="0"/>
-            </w:pPr>
-            <w:r>
-              <w:t>A business organizer saves an unfinished event before final approval.</w:t>
+              <w:rPr>
+                <w:b/>
+                <w:bCs/>
+              </w:rPr>
+            </w:pPr>
+            <w:r>
+              <w:rPr>
+                <w:b/>
+                <w:bCs/>
+              </w:rPr>
+              <w:t>A business host saves an unfinished event before final approval.</w:t>
             </w:r>
           </w:p>
         </w:tc>
@@ -2234,9 +2735,17 @@
             <w:pPr>
               <w:spacing w:after="160" w:line="278" w:lineRule="auto"/>
               <w:cnfStyle w:val="000000100000" w:firstRow="0" w:lastRow="0" w:firstColumn="0" w:lastColumn="0" w:oddVBand="0" w:evenVBand="0" w:oddHBand="1" w:evenHBand="0" w:firstRowFirstColumn="0" w:firstRowLastColumn="0" w:lastRowFirstColumn="0" w:lastRowLastColumn="0"/>
-            </w:pPr>
-            <w:r>
-              <w:t>BIZ-06 (Save Event Draft)</w:t>
+              <w:rPr>
+                <w:b/>
+                <w:bCs/>
+              </w:rPr>
+            </w:pPr>
+            <w:r>
+              <w:rPr>
+                <w:b/>
+                <w:bCs/>
+              </w:rPr>
+              <w:t>UC-BIZ-11 (Manage Branded Event)</w:t>
             </w:r>
           </w:p>
         </w:tc>
@@ -2266,9 +2775,17 @@
             <w:pPr>
               <w:spacing w:after="160" w:line="278" w:lineRule="auto"/>
               <w:cnfStyle w:val="000000000000" w:firstRow="0" w:lastRow="0" w:firstColumn="0" w:lastColumn="0" w:oddVBand="0" w:evenVBand="0" w:oddHBand="0" w:evenHBand="0" w:firstRowFirstColumn="0" w:firstRowLastColumn="0" w:lastRowFirstColumn="0" w:lastRowLastColumn="0"/>
-            </w:pPr>
-            <w:r>
-              <w:t>Primary: Business Organizer. Secondary: Event Service.</w:t>
+              <w:rPr>
+                <w:b/>
+                <w:bCs/>
+              </w:rPr>
+            </w:pPr>
+            <w:r>
+              <w:rPr>
+                <w:b/>
+                <w:bCs/>
+              </w:rPr>
+              <w:t>Primary: Business. Secondary: Event Service.</w:t>
             </w:r>
           </w:p>
         </w:tc>
@@ -2301,9 +2818,17 @@
             <w:pPr>
               <w:spacing w:after="160" w:line="278" w:lineRule="auto"/>
               <w:cnfStyle w:val="000000100000" w:firstRow="0" w:lastRow="0" w:firstColumn="0" w:lastColumn="0" w:oddVBand="0" w:evenVBand="0" w:oddHBand="1" w:evenHBand="0" w:firstRowFirstColumn="0" w:firstRowLastColumn="0" w:lastRowFirstColumn="0" w:lastRowLastColumn="0"/>
-            </w:pPr>
-            <w:r>
-              <w:t>Business organizer is authenticated and editing an event form.</w:t>
+              <w:rPr>
+                <w:b/>
+                <w:bCs/>
+              </w:rPr>
+            </w:pPr>
+            <w:r>
+              <w:rPr>
+                <w:b/>
+                <w:bCs/>
+              </w:rPr>
+              <w:t>Business is authenticated and editing an event form.</w:t>
             </w:r>
           </w:p>
         </w:tc>
@@ -2333,23 +2858,47 @@
             <w:pPr>
               <w:spacing w:after="160" w:line="278" w:lineRule="auto"/>
               <w:cnfStyle w:val="000000000000" w:firstRow="0" w:lastRow="0" w:firstColumn="0" w:lastColumn="0" w:oddVBand="0" w:evenVBand="0" w:oddHBand="0" w:evenHBand="0" w:firstRowFirstColumn="0" w:firstRowLastColumn="0" w:lastRowFirstColumn="0" w:lastRowLastColumn="0"/>
-            </w:pPr>
-            <w:r>
-              <w:t>1. Organizer enters partial event details.</w:t>
-            </w:r>
-            <w:r>
+              <w:rPr>
+                <w:b/>
+                <w:bCs/>
+              </w:rPr>
+            </w:pPr>
+            <w:r>
+              <w:rPr>
+                <w:b/>
+                <w:bCs/>
+              </w:rPr>
+              <w:t>1. Business enters partial event details.</w:t>
+            </w:r>
+            <w:r>
+              <w:rPr>
+                <w:b/>
+                <w:bCs/>
+              </w:rPr>
               <w:br/>
-              <w:t>2. Organizer clicks Save as Draft.</w:t>
-            </w:r>
-            <w:r>
+              <w:t>2. Business clicks Save as Draft.</w:t>
+            </w:r>
+            <w:r>
+              <w:rPr>
+                <w:b/>
+                <w:bCs/>
+              </w:rPr>
               <w:br/>
               <w:t>3. System validates minimum draft fields.</w:t>
             </w:r>
             <w:r>
+              <w:rPr>
+                <w:b/>
+                <w:bCs/>
+              </w:rPr>
               <w:br/>
               <w:t>4. System stores draft with owner and timestamp.</w:t>
             </w:r>
             <w:r>
+              <w:rPr>
+                <w:b/>
+                <w:bCs/>
+              </w:rPr>
               <w:br/>
               <w:t>5. System confirms draft availability for later editing.</w:t>
             </w:r>
@@ -2384,11 +2933,23 @@
             <w:pPr>
               <w:spacing w:after="160" w:line="278" w:lineRule="auto"/>
               <w:cnfStyle w:val="000000100000" w:firstRow="0" w:lastRow="0" w:firstColumn="0" w:lastColumn="0" w:oddVBand="0" w:evenVBand="0" w:oddHBand="1" w:evenHBand="0" w:firstRowFirstColumn="0" w:firstRowLastColumn="0" w:lastRowFirstColumn="0" w:lastRowLastColumn="0"/>
-            </w:pPr>
-            <w:r>
+              <w:rPr>
+                <w:b/>
+                <w:bCs/>
+              </w:rPr>
+            </w:pPr>
+            <w:r>
+              <w:rPr>
+                <w:b/>
+                <w:bCs/>
+              </w:rPr>
               <w:t>A1. If required fields for draft are missing, system highlights fields.</w:t>
             </w:r>
             <w:r>
+              <w:rPr>
+                <w:b/>
+                <w:bCs/>
+              </w:rPr>
               <w:br/>
               <w:t>A2. If save fails, system retains local input and prompts retry.</w:t>
             </w:r>
@@ -2406,8 +2967,13 @@
             <w:pPr>
               <w:spacing w:after="160" w:line="278" w:lineRule="auto"/>
             </w:pPr>
-            <w:r>
-              <w:t>Non functional requirements</w:t>
+            <w:proofErr w:type="spellStart"/>
+            <w:r>
+              <w:t>Non functional</w:t>
+            </w:r>
+            <w:proofErr w:type="spellEnd"/>
+            <w:r>
+              <w:t xml:space="preserve"> requirements</w:t>
             </w:r>
           </w:p>
         </w:tc>
@@ -2420,8 +2986,16 @@
             <w:pPr>
               <w:spacing w:after="160" w:line="278" w:lineRule="auto"/>
               <w:cnfStyle w:val="000000000000" w:firstRow="0" w:lastRow="0" w:firstColumn="0" w:lastColumn="0" w:oddVBand="0" w:evenVBand="0" w:oddHBand="0" w:evenHBand="0" w:firstRowFirstColumn="0" w:firstRowLastColumn="0" w:lastRowFirstColumn="0" w:lastRowLastColumn="0"/>
-            </w:pPr>
-            <w:r>
+              <w:rPr>
+                <w:b/>
+                <w:bCs/>
+              </w:rPr>
+            </w:pPr>
+            <w:r>
+              <w:rPr>
+                <w:b/>
+                <w:bCs/>
+              </w:rPr>
               <w:t>Draft save should finish in less than 2 seconds; autosave fallback should prevent data loss.</w:t>
             </w:r>
           </w:p>
@@ -2455,8 +3029,16 @@
             <w:pPr>
               <w:spacing w:after="160" w:line="278" w:lineRule="auto"/>
               <w:cnfStyle w:val="000000100000" w:firstRow="0" w:lastRow="0" w:firstColumn="0" w:lastColumn="0" w:oddVBand="0" w:evenVBand="0" w:oddHBand="1" w:evenHBand="0" w:firstRowFirstColumn="0" w:firstRowLastColumn="0" w:lastRowFirstColumn="0" w:lastRowLastColumn="0"/>
-            </w:pPr>
-            <w:r>
+              <w:rPr>
+                <w:b/>
+                <w:bCs/>
+              </w:rPr>
+            </w:pPr>
+            <w:r>
+              <w:rPr>
+                <w:b/>
+                <w:bCs/>
+              </w:rPr>
               <w:t>Draft event is stored and not publicly visible.</w:t>
             </w:r>
           </w:p>
@@ -2509,8 +3091,8 @@
         <w:tblLook w:val="04A0" w:firstRow="1" w:lastRow="0" w:firstColumn="1" w:lastColumn="0" w:noHBand="0" w:noVBand="1"/>
       </w:tblPr>
       <w:tblGrid>
-        <w:gridCol w:w="3322"/>
-        <w:gridCol w:w="6028"/>
+        <w:gridCol w:w="3288"/>
+        <w:gridCol w:w="6062"/>
       </w:tblGrid>
       <w:tr>
         <w:trPr>
@@ -2575,8 +3157,16 @@
             <w:pPr>
               <w:spacing w:after="160" w:line="278" w:lineRule="auto"/>
               <w:cnfStyle w:val="000000100000" w:firstRow="0" w:lastRow="0" w:firstColumn="0" w:lastColumn="0" w:oddVBand="0" w:evenVBand="0" w:oddHBand="1" w:evenHBand="0" w:firstRowFirstColumn="0" w:firstRowLastColumn="0" w:lastRowFirstColumn="0" w:lastRowLastColumn="0"/>
-            </w:pPr>
-            <w:r>
+              <w:rPr>
+                <w:b/>
+                <w:bCs/>
+              </w:rPr>
+            </w:pPr>
+            <w:r>
+              <w:rPr>
+                <w:b/>
+                <w:bCs/>
+              </w:rPr>
               <w:t>UC-BIZ-07 Control Event Capacity</w:t>
             </w:r>
           </w:p>
@@ -2607,9 +3197,17 @@
             <w:pPr>
               <w:spacing w:after="160" w:line="278" w:lineRule="auto"/>
               <w:cnfStyle w:val="000000000000" w:firstRow="0" w:lastRow="0" w:firstColumn="0" w:lastColumn="0" w:oddVBand="0" w:evenVBand="0" w:oddHBand="0" w:evenHBand="0" w:firstRowFirstColumn="0" w:firstRowLastColumn="0" w:lastRowFirstColumn="0" w:lastRowLastColumn="0"/>
-            </w:pPr>
-            <w:r>
-              <w:t>A business organizer defines attendee limit for operational control and safety.</w:t>
+              <w:rPr>
+                <w:b/>
+                <w:bCs/>
+              </w:rPr>
+            </w:pPr>
+            <w:r>
+              <w:rPr>
+                <w:b/>
+                <w:bCs/>
+              </w:rPr>
+              <w:t>A business host defines attendee limit for operational control and safety.</w:t>
             </w:r>
           </w:p>
         </w:tc>
@@ -2642,9 +3240,17 @@
             <w:pPr>
               <w:spacing w:after="160" w:line="278" w:lineRule="auto"/>
               <w:cnfStyle w:val="000000100000" w:firstRow="0" w:lastRow="0" w:firstColumn="0" w:lastColumn="0" w:oddVBand="0" w:evenVBand="0" w:oddHBand="1" w:evenHBand="0" w:firstRowFirstColumn="0" w:firstRowLastColumn="0" w:lastRowFirstColumn="0" w:lastRowLastColumn="0"/>
-            </w:pPr>
-            <w:r>
-              <w:t>BIZ-07 (Control Event Capacity)</w:t>
+              <w:rPr>
+                <w:b/>
+                <w:bCs/>
+              </w:rPr>
+            </w:pPr>
+            <w:r>
+              <w:rPr>
+                <w:b/>
+                <w:bCs/>
+              </w:rPr>
+              <w:t>UC-BIZ-11 (Manage Branded Event)</w:t>
             </w:r>
           </w:p>
         </w:tc>
@@ -2674,9 +3280,17 @@
             <w:pPr>
               <w:spacing w:after="160" w:line="278" w:lineRule="auto"/>
               <w:cnfStyle w:val="000000000000" w:firstRow="0" w:lastRow="0" w:firstColumn="0" w:lastColumn="0" w:oddVBand="0" w:evenVBand="0" w:oddHBand="0" w:evenHBand="0" w:firstRowFirstColumn="0" w:firstRowLastColumn="0" w:lastRowFirstColumn="0" w:lastRowLastColumn="0"/>
-            </w:pPr>
-            <w:r>
-              <w:t>Primary: Business Organizer. Secondary: Registration Service.</w:t>
+              <w:rPr>
+                <w:b/>
+                <w:bCs/>
+              </w:rPr>
+            </w:pPr>
+            <w:r>
+              <w:rPr>
+                <w:b/>
+                <w:bCs/>
+              </w:rPr>
+              <w:t>Primary: Business. Secondary: Registration Service.</w:t>
             </w:r>
           </w:p>
         </w:tc>
@@ -2709,9 +3323,17 @@
             <w:pPr>
               <w:spacing w:after="160" w:line="278" w:lineRule="auto"/>
               <w:cnfStyle w:val="000000100000" w:firstRow="0" w:lastRow="0" w:firstColumn="0" w:lastColumn="0" w:oddVBand="0" w:evenVBand="0" w:oddHBand="1" w:evenHBand="0" w:firstRowFirstColumn="0" w:firstRowLastColumn="0" w:lastRowFirstColumn="0" w:lastRowLastColumn="0"/>
-            </w:pPr>
-            <w:r>
-              <w:t>Event exists and organizer has edit rights.</w:t>
+              <w:rPr>
+                <w:b/>
+                <w:bCs/>
+              </w:rPr>
+            </w:pPr>
+            <w:r>
+              <w:rPr>
+                <w:b/>
+                <w:bCs/>
+              </w:rPr>
+              <w:t>Event exists and business has edit rights.</w:t>
             </w:r>
           </w:p>
         </w:tc>
@@ -2741,19 +3363,39 @@
             <w:pPr>
               <w:spacing w:after="160" w:line="278" w:lineRule="auto"/>
               <w:cnfStyle w:val="000000000000" w:firstRow="0" w:lastRow="0" w:firstColumn="0" w:lastColumn="0" w:oddVBand="0" w:evenVBand="0" w:oddHBand="0" w:evenHBand="0" w:firstRowFirstColumn="0" w:firstRowLastColumn="0" w:lastRowFirstColumn="0" w:lastRowLastColumn="0"/>
-            </w:pPr>
-            <w:r>
-              <w:t>1. Organizer opens ticketing and capacity settings.</w:t>
-            </w:r>
-            <w:r>
+              <w:rPr>
+                <w:b/>
+                <w:bCs/>
+              </w:rPr>
+            </w:pPr>
+            <w:r>
+              <w:rPr>
+                <w:b/>
+                <w:bCs/>
+              </w:rPr>
+              <w:t>1. Business opens ticketing and capacity settings.</w:t>
+            </w:r>
+            <w:r>
+              <w:rPr>
+                <w:b/>
+                <w:bCs/>
+              </w:rPr>
               <w:br/>
-              <w:t>2. Organizer sets maximum attendee value.</w:t>
-            </w:r>
-            <w:r>
+              <w:t>2. Business sets maximum attendee value.</w:t>
+            </w:r>
+            <w:r>
+              <w:rPr>
+                <w:b/>
+                <w:bCs/>
+              </w:rPr>
               <w:br/>
               <w:t>3. System validates and saves the value.</w:t>
             </w:r>
             <w:r>
+              <w:rPr>
+                <w:b/>
+                <w:bCs/>
+              </w:rPr>
               <w:br/>
               <w:t>4. Registration service enforces limit during joins.</w:t>
             </w:r>
@@ -2788,11 +3430,23 @@
             <w:pPr>
               <w:spacing w:after="160" w:line="278" w:lineRule="auto"/>
               <w:cnfStyle w:val="000000100000" w:firstRow="0" w:lastRow="0" w:firstColumn="0" w:lastColumn="0" w:oddVBand="0" w:evenVBand="0" w:oddHBand="1" w:evenHBand="0" w:firstRowFirstColumn="0" w:firstRowLastColumn="0" w:lastRowFirstColumn="0" w:lastRowLastColumn="0"/>
-            </w:pPr>
-            <w:r>
+              <w:rPr>
+                <w:b/>
+                <w:bCs/>
+              </w:rPr>
+            </w:pPr>
+            <w:r>
+              <w:rPr>
+                <w:b/>
+                <w:bCs/>
+              </w:rPr>
               <w:t>A1. If new limit is below confirmed joins, system asks for override confirmation.</w:t>
             </w:r>
             <w:r>
+              <w:rPr>
+                <w:b/>
+                <w:bCs/>
+              </w:rPr>
               <w:br/>
               <w:t>A2. If value exceeds platform maximum, system rejects input.</w:t>
             </w:r>
@@ -2810,8 +3464,13 @@
             <w:pPr>
               <w:spacing w:after="160" w:line="278" w:lineRule="auto"/>
             </w:pPr>
-            <w:r>
-              <w:t>Non functional requirements</w:t>
+            <w:proofErr w:type="spellStart"/>
+            <w:r>
+              <w:t>Non functional</w:t>
+            </w:r>
+            <w:proofErr w:type="spellEnd"/>
+            <w:r>
+              <w:t xml:space="preserve"> requirements</w:t>
             </w:r>
           </w:p>
         </w:tc>
@@ -2824,8 +3483,16 @@
             <w:pPr>
               <w:spacing w:after="160" w:line="278" w:lineRule="auto"/>
               <w:cnfStyle w:val="000000000000" w:firstRow="0" w:lastRow="0" w:firstColumn="0" w:lastColumn="0" w:oddVBand="0" w:evenVBand="0" w:oddHBand="0" w:evenHBand="0" w:firstRowFirstColumn="0" w:firstRowLastColumn="0" w:lastRowFirstColumn="0" w:lastRowLastColumn="0"/>
-            </w:pPr>
-            <w:r>
+              <w:rPr>
+                <w:b/>
+                <w:bCs/>
+              </w:rPr>
+            </w:pPr>
+            <w:r>
+              <w:rPr>
+                <w:b/>
+                <w:bCs/>
+              </w:rPr>
               <w:t>Capacity enforcement must be transactional to prevent race-condition overbooking.</w:t>
             </w:r>
           </w:p>
@@ -2859,8 +3526,16 @@
             <w:pPr>
               <w:spacing w:after="160" w:line="278" w:lineRule="auto"/>
               <w:cnfStyle w:val="000000100000" w:firstRow="0" w:lastRow="0" w:firstColumn="0" w:lastColumn="0" w:oddVBand="0" w:evenVBand="0" w:oddHBand="1" w:evenHBand="0" w:firstRowFirstColumn="0" w:firstRowLastColumn="0" w:lastRowFirstColumn="0" w:lastRowLastColumn="0"/>
-            </w:pPr>
-            <w:r>
+              <w:rPr>
+                <w:b/>
+                <w:bCs/>
+              </w:rPr>
+            </w:pPr>
+            <w:r>
+              <w:rPr>
+                <w:b/>
+                <w:bCs/>
+              </w:rPr>
               <w:t>Event capacity is enforced consistently for new join attempts.</w:t>
             </w:r>
           </w:p>
@@ -2913,8 +3588,8 @@
         <w:tblLook w:val="04A0" w:firstRow="1" w:lastRow="0" w:firstColumn="1" w:lastColumn="0" w:noHBand="0" w:noVBand="1"/>
       </w:tblPr>
       <w:tblGrid>
-        <w:gridCol w:w="2991"/>
-        <w:gridCol w:w="6359"/>
+        <w:gridCol w:w="2961"/>
+        <w:gridCol w:w="6389"/>
       </w:tblGrid>
       <w:tr>
         <w:trPr>
@@ -2979,8 +3654,16 @@
             <w:pPr>
               <w:spacing w:after="160" w:line="278" w:lineRule="auto"/>
               <w:cnfStyle w:val="000000100000" w:firstRow="0" w:lastRow="0" w:firstColumn="0" w:lastColumn="0" w:oddVBand="0" w:evenVBand="0" w:oddHBand="1" w:evenHBand="0" w:firstRowFirstColumn="0" w:firstRowLastColumn="0" w:lastRowFirstColumn="0" w:lastRowLastColumn="0"/>
-            </w:pPr>
-            <w:r>
+              <w:rPr>
+                <w:b/>
+                <w:bCs/>
+              </w:rPr>
+            </w:pPr>
+            <w:r>
+              <w:rPr>
+                <w:b/>
+                <w:bCs/>
+              </w:rPr>
               <w:t>UC-BIZ-08 Send Bulk Attendee Notice</w:t>
             </w:r>
           </w:p>
@@ -3011,9 +3694,17 @@
             <w:pPr>
               <w:spacing w:after="160" w:line="278" w:lineRule="auto"/>
               <w:cnfStyle w:val="000000000000" w:firstRow="0" w:lastRow="0" w:firstColumn="0" w:lastColumn="0" w:oddVBand="0" w:evenVBand="0" w:oddHBand="0" w:evenHBand="0" w:firstRowFirstColumn="0" w:firstRowLastColumn="0" w:lastRowFirstColumn="0" w:lastRowLastColumn="0"/>
-            </w:pPr>
-            <w:r>
-              <w:t>A business organizer sends one update to all joined goers.</w:t>
+              <w:rPr>
+                <w:b/>
+                <w:bCs/>
+              </w:rPr>
+            </w:pPr>
+            <w:r>
+              <w:rPr>
+                <w:b/>
+                <w:bCs/>
+              </w:rPr>
+              <w:t>A business host sends one update to all joined goers.</w:t>
             </w:r>
           </w:p>
         </w:tc>
@@ -3046,9 +3737,17 @@
             <w:pPr>
               <w:spacing w:after="160" w:line="278" w:lineRule="auto"/>
               <w:cnfStyle w:val="000000100000" w:firstRow="0" w:lastRow="0" w:firstColumn="0" w:lastColumn="0" w:oddVBand="0" w:evenVBand="0" w:oddHBand="1" w:evenHBand="0" w:firstRowFirstColumn="0" w:firstRowLastColumn="0" w:lastRowFirstColumn="0" w:lastRowLastColumn="0"/>
-            </w:pPr>
-            <w:r>
-              <w:t>BIZ-08 (Send Bulk Attendee Notice)</w:t>
+              <w:rPr>
+                <w:b/>
+                <w:bCs/>
+              </w:rPr>
+            </w:pPr>
+            <w:r>
+              <w:rPr>
+                <w:b/>
+                <w:bCs/>
+              </w:rPr>
+              <w:t>UC-BIZ-11 (Manage Branded Event)</w:t>
             </w:r>
           </w:p>
         </w:tc>
@@ -3078,9 +3777,17 @@
             <w:pPr>
               <w:spacing w:after="160" w:line="278" w:lineRule="auto"/>
               <w:cnfStyle w:val="000000000000" w:firstRow="0" w:lastRow="0" w:firstColumn="0" w:lastColumn="0" w:oddVBand="0" w:evenVBand="0" w:oddHBand="0" w:evenHBand="0" w:firstRowFirstColumn="0" w:firstRowLastColumn="0" w:lastRowFirstColumn="0" w:lastRowLastColumn="0"/>
-            </w:pPr>
-            <w:r>
-              <w:t>Primary: Business Organizer. Secondary: Messaging Service, Notification Service.</w:t>
+              <w:rPr>
+                <w:b/>
+                <w:bCs/>
+              </w:rPr>
+            </w:pPr>
+            <w:r>
+              <w:rPr>
+                <w:b/>
+                <w:bCs/>
+              </w:rPr>
+              <w:t>Primary: Business. Secondary: Messaging Service, Notification Service.</w:t>
             </w:r>
           </w:p>
         </w:tc>
@@ -3113,9 +3820,17 @@
             <w:pPr>
               <w:spacing w:after="160" w:line="278" w:lineRule="auto"/>
               <w:cnfStyle w:val="000000100000" w:firstRow="0" w:lastRow="0" w:firstColumn="0" w:lastColumn="0" w:oddVBand="0" w:evenVBand="0" w:oddHBand="1" w:evenHBand="0" w:firstRowFirstColumn="0" w:firstRowLastColumn="0" w:lastRowFirstColumn="0" w:lastRowLastColumn="0"/>
-            </w:pPr>
-            <w:r>
-              <w:t>Event has joined attendees and organizer communication permissions are active.</w:t>
+              <w:rPr>
+                <w:b/>
+                <w:bCs/>
+              </w:rPr>
+            </w:pPr>
+            <w:r>
+              <w:rPr>
+                <w:b/>
+                <w:bCs/>
+              </w:rPr>
+              <w:t>Event has joined attendees and business communication permissions are active.</w:t>
             </w:r>
           </w:p>
         </w:tc>
@@ -3145,23 +3860,47 @@
             <w:pPr>
               <w:spacing w:after="160" w:line="278" w:lineRule="auto"/>
               <w:cnfStyle w:val="000000000000" w:firstRow="0" w:lastRow="0" w:firstColumn="0" w:lastColumn="0" w:oddVBand="0" w:evenVBand="0" w:oddHBand="0" w:evenHBand="0" w:firstRowFirstColumn="0" w:firstRowLastColumn="0" w:lastRowFirstColumn="0" w:lastRowLastColumn="0"/>
-            </w:pPr>
-            <w:r>
-              <w:t>1. Organizer opens attendee messaging panel.</w:t>
-            </w:r>
-            <w:r>
+              <w:rPr>
+                <w:b/>
+                <w:bCs/>
+              </w:rPr>
+            </w:pPr>
+            <w:r>
+              <w:rPr>
+                <w:b/>
+                <w:bCs/>
+              </w:rPr>
+              <w:t>1. Business opens attendee messaging panel.</w:t>
+            </w:r>
+            <w:r>
+              <w:rPr>
+                <w:b/>
+                <w:bCs/>
+              </w:rPr>
               <w:br/>
-              <w:t>2. Organizer writes update message.</w:t>
-            </w:r>
-            <w:r>
+              <w:t>2. Business writes an update message.</w:t>
+            </w:r>
+            <w:r>
+              <w:rPr>
+                <w:b/>
+                <w:bCs/>
+              </w:rPr>
               <w:br/>
-              <w:t>3. Organizer clicks Send to All.</w:t>
-            </w:r>
-            <w:r>
+              <w:t>3. Business clicks Send to All.</w:t>
+            </w:r>
+            <w:r>
+              <w:rPr>
+                <w:b/>
+                <w:bCs/>
+              </w:rPr>
               <w:br/>
               <w:t>4. System distributes notifications to joined goers.</w:t>
             </w:r>
             <w:r>
+              <w:rPr>
+                <w:b/>
+                <w:bCs/>
+              </w:rPr>
               <w:br/>
               <w:t>5. System reports delivery summary.</w:t>
             </w:r>
@@ -3196,11 +3935,23 @@
             <w:pPr>
               <w:spacing w:after="160" w:line="278" w:lineRule="auto"/>
               <w:cnfStyle w:val="000000100000" w:firstRow="0" w:lastRow="0" w:firstColumn="0" w:lastColumn="0" w:oddVBand="0" w:evenVBand="0" w:oddHBand="1" w:evenHBand="0" w:firstRowFirstColumn="0" w:firstRowLastColumn="0" w:lastRowFirstColumn="0" w:lastRowLastColumn="0"/>
-            </w:pPr>
-            <w:r>
+              <w:rPr>
+                <w:b/>
+                <w:bCs/>
+              </w:rPr>
+            </w:pPr>
+            <w:r>
+              <w:rPr>
+                <w:b/>
+                <w:bCs/>
+              </w:rPr>
               <w:t>A1. If message content violates moderation rules, system blocks send and shows reason.</w:t>
             </w:r>
             <w:r>
+              <w:rPr>
+                <w:b/>
+                <w:bCs/>
+              </w:rPr>
               <w:br/>
               <w:t>A2. If partial delivery fails, system queues retry for failed recipients.</w:t>
             </w:r>
@@ -3218,8 +3969,13 @@
             <w:pPr>
               <w:spacing w:after="160" w:line="278" w:lineRule="auto"/>
             </w:pPr>
-            <w:r>
-              <w:t>Non functional requirements</w:t>
+            <w:proofErr w:type="spellStart"/>
+            <w:r>
+              <w:t>Non functional</w:t>
+            </w:r>
+            <w:proofErr w:type="spellEnd"/>
+            <w:r>
+              <w:t xml:space="preserve"> requirements</w:t>
             </w:r>
           </w:p>
         </w:tc>
@@ -3232,8 +3988,16 @@
             <w:pPr>
               <w:spacing w:after="160" w:line="278" w:lineRule="auto"/>
               <w:cnfStyle w:val="000000000000" w:firstRow="0" w:lastRow="0" w:firstColumn="0" w:lastColumn="0" w:oddVBand="0" w:evenVBand="0" w:oddHBand="0" w:evenHBand="0" w:firstRowFirstColumn="0" w:firstRowLastColumn="0" w:lastRowFirstColumn="0" w:lastRowLastColumn="0"/>
-            </w:pPr>
-            <w:r>
+              <w:rPr>
+                <w:b/>
+                <w:bCs/>
+              </w:rPr>
+            </w:pPr>
+            <w:r>
+              <w:rPr>
+                <w:b/>
+                <w:bCs/>
+              </w:rPr>
               <w:t>Bulk send should process large attendee groups without timeout; message logs must be retained for audit.</w:t>
             </w:r>
           </w:p>
@@ -3267,8 +4031,16 @@
             <w:pPr>
               <w:spacing w:after="160" w:line="278" w:lineRule="auto"/>
               <w:cnfStyle w:val="000000100000" w:firstRow="0" w:lastRow="0" w:firstColumn="0" w:lastColumn="0" w:oddVBand="0" w:evenVBand="0" w:oddHBand="1" w:evenHBand="0" w:firstRowFirstColumn="0" w:firstRowLastColumn="0" w:lastRowFirstColumn="0" w:lastRowLastColumn="0"/>
-            </w:pPr>
-            <w:r>
+              <w:rPr>
+                <w:b/>
+                <w:bCs/>
+              </w:rPr>
+            </w:pPr>
+            <w:r>
+              <w:rPr>
+                <w:b/>
+                <w:bCs/>
+              </w:rPr>
               <w:t>Joined attendees receive update and send activity is recorded.</w:t>
             </w:r>
           </w:p>
@@ -3321,8 +4093,8 @@
         <w:tblLook w:val="04A0" w:firstRow="1" w:lastRow="0" w:firstColumn="1" w:lastColumn="0" w:noHBand="0" w:noVBand="1"/>
       </w:tblPr>
       <w:tblGrid>
-        <w:gridCol w:w="2790"/>
-        <w:gridCol w:w="6560"/>
+        <w:gridCol w:w="2766"/>
+        <w:gridCol w:w="6584"/>
       </w:tblGrid>
       <w:tr>
         <w:trPr>
@@ -3387,8 +4159,16 @@
             <w:pPr>
               <w:spacing w:after="160" w:line="278" w:lineRule="auto"/>
               <w:cnfStyle w:val="000000100000" w:firstRow="0" w:lastRow="0" w:firstColumn="0" w:lastColumn="0" w:oddVBand="0" w:evenVBand="0" w:oddHBand="1" w:evenHBand="0" w:firstRowFirstColumn="0" w:firstRowLastColumn="0" w:lastRowFirstColumn="0" w:lastRowLastColumn="0"/>
-            </w:pPr>
-            <w:r>
+              <w:rPr>
+                <w:b/>
+                <w:bCs/>
+              </w:rPr>
+            </w:pPr>
+            <w:r>
+              <w:rPr>
+                <w:b/>
+                <w:bCs/>
+              </w:rPr>
               <w:t>UC-BIZ-09 Run Recurring Campaign Event</w:t>
             </w:r>
           </w:p>
@@ -3419,8 +4199,16 @@
             <w:pPr>
               <w:spacing w:after="160" w:line="278" w:lineRule="auto"/>
               <w:cnfStyle w:val="000000000000" w:firstRow="0" w:lastRow="0" w:firstColumn="0" w:lastColumn="0" w:oddVBand="0" w:evenVBand="0" w:oddHBand="0" w:evenHBand="0" w:firstRowFirstColumn="0" w:firstRowLastColumn="0" w:lastRowFirstColumn="0" w:lastRowLastColumn="0"/>
-            </w:pPr>
-            <w:r>
+              <w:rPr>
+                <w:b/>
+                <w:bCs/>
+              </w:rPr>
+            </w:pPr>
+            <w:r>
+              <w:rPr>
+                <w:b/>
+                <w:bCs/>
+              </w:rPr>
               <w:t>A business creates recurring event instances for repeating campaigns.</w:t>
             </w:r>
           </w:p>
@@ -3454,9 +4242,17 @@
             <w:pPr>
               <w:spacing w:after="160" w:line="278" w:lineRule="auto"/>
               <w:cnfStyle w:val="000000100000" w:firstRow="0" w:lastRow="0" w:firstColumn="0" w:lastColumn="0" w:oddVBand="0" w:evenVBand="0" w:oddHBand="1" w:evenHBand="0" w:firstRowFirstColumn="0" w:firstRowLastColumn="0" w:lastRowFirstColumn="0" w:lastRowLastColumn="0"/>
-            </w:pPr>
-            <w:r>
-              <w:t>BIZ-09 (Run Recurring Campaign Event)</w:t>
+              <w:rPr>
+                <w:b/>
+                <w:bCs/>
+              </w:rPr>
+            </w:pPr>
+            <w:r>
+              <w:rPr>
+                <w:b/>
+                <w:bCs/>
+              </w:rPr>
+              <w:t>UC-BIZ-11 (Manage Branded Event)</w:t>
             </w:r>
           </w:p>
         </w:tc>
@@ -3486,9 +4282,17 @@
             <w:pPr>
               <w:spacing w:after="160" w:line="278" w:lineRule="auto"/>
               <w:cnfStyle w:val="000000000000" w:firstRow="0" w:lastRow="0" w:firstColumn="0" w:lastColumn="0" w:oddVBand="0" w:evenVBand="0" w:oddHBand="0" w:evenHBand="0" w:firstRowFirstColumn="0" w:firstRowLastColumn="0" w:lastRowFirstColumn="0" w:lastRowLastColumn="0"/>
-            </w:pPr>
-            <w:r>
-              <w:t>Primary: Business Organizer. Secondary: Scheduling Service.</w:t>
+              <w:rPr>
+                <w:b/>
+                <w:bCs/>
+              </w:rPr>
+            </w:pPr>
+            <w:r>
+              <w:rPr>
+                <w:b/>
+                <w:bCs/>
+              </w:rPr>
+              <w:t>Primary: Business. Secondary: Scheduling Service.</w:t>
             </w:r>
           </w:p>
         </w:tc>
@@ -3521,9 +4325,17 @@
             <w:pPr>
               <w:spacing w:after="160" w:line="278" w:lineRule="auto"/>
               <w:cnfStyle w:val="000000100000" w:firstRow="0" w:lastRow="0" w:firstColumn="0" w:lastColumn="0" w:oddVBand="0" w:evenVBand="0" w:oddHBand="1" w:evenHBand="0" w:firstRowFirstColumn="0" w:firstRowLastColumn="0" w:lastRowFirstColumn="0" w:lastRowLastColumn="0"/>
-            </w:pPr>
-            <w:r>
-              <w:t>Organizer has an editable event and recurrence feature is enabled.</w:t>
+              <w:rPr>
+                <w:b/>
+                <w:bCs/>
+              </w:rPr>
+            </w:pPr>
+            <w:r>
+              <w:rPr>
+                <w:b/>
+                <w:bCs/>
+              </w:rPr>
+              <w:t>Business has an editable event and recurrence feature is enabled.</w:t>
             </w:r>
           </w:p>
         </w:tc>
@@ -3553,25 +4365,49 @@
             <w:pPr>
               <w:spacing w:after="160" w:line="278" w:lineRule="auto"/>
               <w:cnfStyle w:val="000000000000" w:firstRow="0" w:lastRow="0" w:firstColumn="0" w:lastColumn="0" w:oddVBand="0" w:evenVBand="0" w:oddHBand="0" w:evenHBand="0" w:firstRowFirstColumn="0" w:firstRowLastColumn="0" w:lastRowFirstColumn="0" w:lastRowLastColumn="0"/>
-            </w:pPr>
-            <w:r>
-              <w:t>1. Organizer selects recurring setup.</w:t>
-            </w:r>
-            <w:r>
+              <w:rPr>
+                <w:b/>
+                <w:bCs/>
+              </w:rPr>
+            </w:pPr>
+            <w:r>
+              <w:rPr>
+                <w:b/>
+                <w:bCs/>
+              </w:rPr>
+              <w:t>1. Business selects recurring setup.</w:t>
+            </w:r>
+            <w:r>
+              <w:rPr>
+                <w:b/>
+                <w:bCs/>
+              </w:rPr>
               <w:br/>
-              <w:t>2. Organizer defines frequency, interval, and end rule.</w:t>
-            </w:r>
-            <w:r>
+              <w:t>2. Business defines frequency, interval, and end rule.</w:t>
+            </w:r>
+            <w:r>
+              <w:rPr>
+                <w:b/>
+                <w:bCs/>
+              </w:rPr>
               <w:br/>
               <w:t>3. System validates recurrence input.</w:t>
             </w:r>
             <w:r>
+              <w:rPr>
+                <w:b/>
+                <w:bCs/>
+              </w:rPr>
               <w:br/>
               <w:t>4. System previews upcoming event instances.</w:t>
             </w:r>
             <w:r>
+              <w:rPr>
+                <w:b/>
+                <w:bCs/>
+              </w:rPr>
               <w:br/>
-              <w:t>5. Organizer confirms and system creates recurring schedule.</w:t>
+              <w:t>5. Business confirms and system creates recurring schedule.</w:t>
             </w:r>
           </w:p>
         </w:tc>
@@ -3604,11 +4440,23 @@
             <w:pPr>
               <w:spacing w:after="160" w:line="278" w:lineRule="auto"/>
               <w:cnfStyle w:val="000000100000" w:firstRow="0" w:lastRow="0" w:firstColumn="0" w:lastColumn="0" w:oddVBand="0" w:evenVBand="0" w:oddHBand="1" w:evenHBand="0" w:firstRowFirstColumn="0" w:firstRowLastColumn="0" w:lastRowFirstColumn="0" w:lastRowLastColumn="0"/>
-            </w:pPr>
-            <w:r>
+              <w:rPr>
+                <w:b/>
+                <w:bCs/>
+              </w:rPr>
+            </w:pPr>
+            <w:r>
+              <w:rPr>
+                <w:b/>
+                <w:bCs/>
+              </w:rPr>
               <w:t>A1. If recurrence conflicts with blackout dates, system asks for date adjustments.</w:t>
             </w:r>
             <w:r>
+              <w:rPr>
+                <w:b/>
+                <w:bCs/>
+              </w:rPr>
               <w:br/>
               <w:t>A2. If generated instances exceed platform limit, system asks for shorter period.</w:t>
             </w:r>
@@ -3626,8 +4474,13 @@
             <w:pPr>
               <w:spacing w:after="160" w:line="278" w:lineRule="auto"/>
             </w:pPr>
-            <w:r>
-              <w:t>Non functional requirements</w:t>
+            <w:proofErr w:type="spellStart"/>
+            <w:r>
+              <w:t>Non functional</w:t>
+            </w:r>
+            <w:proofErr w:type="spellEnd"/>
+            <w:r>
+              <w:t xml:space="preserve"> requirements</w:t>
             </w:r>
           </w:p>
         </w:tc>
@@ -3640,9 +4493,33 @@
             <w:pPr>
               <w:spacing w:after="160" w:line="278" w:lineRule="auto"/>
               <w:cnfStyle w:val="000000000000" w:firstRow="0" w:lastRow="0" w:firstColumn="0" w:lastColumn="0" w:oddVBand="0" w:evenVBand="0" w:oddHBand="0" w:evenHBand="0" w:firstRowFirstColumn="0" w:firstRowLastColumn="0" w:lastRowFirstColumn="0" w:lastRowLastColumn="0"/>
-            </w:pPr>
-            <w:r>
-              <w:t>Recurring instance generation should complete in less than 5 seconds for 100 instances; timezone handling must be deterministic.</w:t>
+              <w:rPr>
+                <w:b/>
+                <w:bCs/>
+              </w:rPr>
+            </w:pPr>
+            <w:r>
+              <w:rPr>
+                <w:b/>
+                <w:bCs/>
+              </w:rPr>
+              <w:t xml:space="preserve">Recurring instance generation should complete in less than 5 seconds for 100 instances; </w:t>
+            </w:r>
+            <w:proofErr w:type="spellStart"/>
+            <w:r>
+              <w:rPr>
+                <w:b/>
+                <w:bCs/>
+              </w:rPr>
+              <w:t>timezone</w:t>
+            </w:r>
+            <w:proofErr w:type="spellEnd"/>
+            <w:r>
+              <w:rPr>
+                <w:b/>
+                <w:bCs/>
+              </w:rPr>
+              <w:t xml:space="preserve"> handling must be deterministic.</w:t>
             </w:r>
           </w:p>
         </w:tc>
@@ -3675,9 +4552,17 @@
             <w:pPr>
               <w:spacing w:after="160" w:line="278" w:lineRule="auto"/>
               <w:cnfStyle w:val="000000100000" w:firstRow="0" w:lastRow="0" w:firstColumn="0" w:lastColumn="0" w:oddVBand="0" w:evenVBand="0" w:oddHBand="1" w:evenHBand="0" w:firstRowFirstColumn="0" w:firstRowLastColumn="0" w:lastRowFirstColumn="0" w:lastRowLastColumn="0"/>
-            </w:pPr>
-            <w:r>
-              <w:t>Recurring campaign events are created and visible in organizer dashboard.</w:t>
+              <w:rPr>
+                <w:b/>
+                <w:bCs/>
+              </w:rPr>
+            </w:pPr>
+            <w:r>
+              <w:rPr>
+                <w:b/>
+                <w:bCs/>
+              </w:rPr>
+              <w:t>Recurring campaign events are created and visible in the business dashboard.</w:t>
             </w:r>
           </w:p>
         </w:tc>
@@ -3729,8 +4614,8 @@
         <w:tblLook w:val="04A0" w:firstRow="1" w:lastRow="0" w:firstColumn="1" w:lastColumn="0" w:noHBand="0" w:noVBand="1"/>
       </w:tblPr>
       <w:tblGrid>
-        <w:gridCol w:w="3108"/>
-        <w:gridCol w:w="6242"/>
+        <w:gridCol w:w="3076"/>
+        <w:gridCol w:w="6274"/>
       </w:tblGrid>
       <w:tr>
         <w:trPr>
@@ -3795,8 +4680,16 @@
             <w:pPr>
               <w:spacing w:after="160" w:line="278" w:lineRule="auto"/>
               <w:cnfStyle w:val="000000100000" w:firstRow="0" w:lastRow="0" w:firstColumn="0" w:lastColumn="0" w:oddVBand="0" w:evenVBand="0" w:oddHBand="1" w:evenHBand="0" w:firstRowFirstColumn="0" w:firstRowLastColumn="0" w:lastRowFirstColumn="0" w:lastRowLastColumn="0"/>
-            </w:pPr>
-            <w:r>
+              <w:rPr>
+                <w:b/>
+                <w:bCs/>
+              </w:rPr>
+            </w:pPr>
+            <w:r>
+              <w:rPr>
+                <w:b/>
+                <w:bCs/>
+              </w:rPr>
               <w:t>UC-BIZ-10 Analyze Post-Event Results</w:t>
             </w:r>
           </w:p>
@@ -3827,9 +4720,17 @@
             <w:pPr>
               <w:spacing w:after="160" w:line="278" w:lineRule="auto"/>
               <w:cnfStyle w:val="000000000000" w:firstRow="0" w:lastRow="0" w:firstColumn="0" w:lastColumn="0" w:oddVBand="0" w:evenVBand="0" w:oddHBand="0" w:evenHBand="0" w:firstRowFirstColumn="0" w:firstRowLastColumn="0" w:lastRowFirstColumn="0" w:lastRowLastColumn="0"/>
-            </w:pPr>
-            <w:r>
-              <w:t>A business organizer reviews view-to-join performance after event completion.</w:t>
+              <w:rPr>
+                <w:b/>
+                <w:bCs/>
+              </w:rPr>
+            </w:pPr>
+            <w:r>
+              <w:rPr>
+                <w:b/>
+                <w:bCs/>
+              </w:rPr>
+              <w:t>A business host reviews view-to-join performance after event completion.</w:t>
             </w:r>
           </w:p>
         </w:tc>
@@ -3862,9 +4763,17 @@
             <w:pPr>
               <w:spacing w:after="160" w:line="278" w:lineRule="auto"/>
               <w:cnfStyle w:val="000000100000" w:firstRow="0" w:lastRow="0" w:firstColumn="0" w:lastColumn="0" w:oddVBand="0" w:evenVBand="0" w:oddHBand="1" w:evenHBand="0" w:firstRowFirstColumn="0" w:firstRowLastColumn="0" w:lastRowFirstColumn="0" w:lastRowLastColumn="0"/>
-            </w:pPr>
-            <w:r>
-              <w:t>BIZ-10 (Analyze Post-Event Results)</w:t>
+              <w:rPr>
+                <w:b/>
+                <w:bCs/>
+              </w:rPr>
+            </w:pPr>
+            <w:r>
+              <w:rPr>
+                <w:b/>
+                <w:bCs/>
+              </w:rPr>
+              <w:t>UC-BIZ-11 (Manage Branded Event)</w:t>
             </w:r>
           </w:p>
         </w:tc>
@@ -3894,9 +4803,17 @@
             <w:pPr>
               <w:spacing w:after="160" w:line="278" w:lineRule="auto"/>
               <w:cnfStyle w:val="000000000000" w:firstRow="0" w:lastRow="0" w:firstColumn="0" w:lastColumn="0" w:oddVBand="0" w:evenVBand="0" w:oddHBand="0" w:evenHBand="0" w:firstRowFirstColumn="0" w:firstRowLastColumn="0" w:lastRowFirstColumn="0" w:lastRowLastColumn="0"/>
-            </w:pPr>
-            <w:r>
-              <w:t>Primary: Business Organizer. Secondary: Analytics Service.</w:t>
+              <w:rPr>
+                <w:b/>
+                <w:bCs/>
+              </w:rPr>
+            </w:pPr>
+            <w:r>
+              <w:rPr>
+                <w:b/>
+                <w:bCs/>
+              </w:rPr>
+              <w:t>Primary: Business. Secondary: Analytics Service.</w:t>
             </w:r>
           </w:p>
         </w:tc>
@@ -3929,8 +4846,16 @@
             <w:pPr>
               <w:spacing w:after="160" w:line="278" w:lineRule="auto"/>
               <w:cnfStyle w:val="000000100000" w:firstRow="0" w:lastRow="0" w:firstColumn="0" w:lastColumn="0" w:oddVBand="0" w:evenVBand="0" w:oddHBand="1" w:evenHBand="0" w:firstRowFirstColumn="0" w:firstRowLastColumn="0" w:lastRowFirstColumn="0" w:lastRowLastColumn="0"/>
-            </w:pPr>
-            <w:r>
+              <w:rPr>
+                <w:b/>
+                <w:bCs/>
+              </w:rPr>
+            </w:pPr>
+            <w:r>
+              <w:rPr>
+                <w:b/>
+                <w:bCs/>
+              </w:rPr>
               <w:t>Event has completed and analytics data is available.</w:t>
             </w:r>
           </w:p>
@@ -3961,25 +4886,49 @@
             <w:pPr>
               <w:spacing w:after="160" w:line="278" w:lineRule="auto"/>
               <w:cnfStyle w:val="000000000000" w:firstRow="0" w:lastRow="0" w:firstColumn="0" w:lastColumn="0" w:oddVBand="0" w:evenVBand="0" w:oddHBand="0" w:evenHBand="0" w:firstRowFirstColumn="0" w:firstRowLastColumn="0" w:lastRowFirstColumn="0" w:lastRowLastColumn="0"/>
-            </w:pPr>
-            <w:r>
-              <w:t>1. Organizer opens post-event report page.</w:t>
-            </w:r>
-            <w:r>
+              <w:rPr>
+                <w:b/>
+                <w:bCs/>
+              </w:rPr>
+            </w:pPr>
+            <w:r>
+              <w:rPr>
+                <w:b/>
+                <w:bCs/>
+              </w:rPr>
+              <w:t>1. Business opens post-event report page.</w:t>
+            </w:r>
+            <w:r>
+              <w:rPr>
+                <w:b/>
+                <w:bCs/>
+              </w:rPr>
               <w:br/>
               <w:t>2. System shows views, joins, conversion rate, and trend chart.</w:t>
             </w:r>
             <w:r>
+              <w:rPr>
+                <w:b/>
+                <w:bCs/>
+              </w:rPr>
               <w:br/>
-              <w:t>3. Organizer applies segment filters.</w:t>
-            </w:r>
-            <w:r>
+              <w:t>3. Business applies segment filters.</w:t>
+            </w:r>
+            <w:r>
+              <w:rPr>
+                <w:b/>
+                <w:bCs/>
+              </w:rPr>
               <w:br/>
               <w:t>4. System recalculates and displays filtered metrics.</w:t>
             </w:r>
             <w:r>
+              <w:rPr>
+                <w:b/>
+                <w:bCs/>
+              </w:rPr>
               <w:br/>
-              <w:t>5. Organizer exports summary for internal reporting.</w:t>
+              <w:t>5. Business exports summary for internal reporting.</w:t>
             </w:r>
           </w:p>
         </w:tc>
@@ -4012,11 +4961,23 @@
             <w:pPr>
               <w:spacing w:after="160" w:line="278" w:lineRule="auto"/>
               <w:cnfStyle w:val="000000100000" w:firstRow="0" w:lastRow="0" w:firstColumn="0" w:lastColumn="0" w:oddVBand="0" w:evenVBand="0" w:oddHBand="1" w:evenHBand="0" w:firstRowFirstColumn="0" w:firstRowLastColumn="0" w:lastRowFirstColumn="0" w:lastRowLastColumn="0"/>
-            </w:pPr>
-            <w:r>
+              <w:rPr>
+                <w:b/>
+                <w:bCs/>
+              </w:rPr>
+            </w:pPr>
+            <w:r>
+              <w:rPr>
+                <w:b/>
+                <w:bCs/>
+              </w:rPr>
               <w:t>A1. If analytics data is delayed, system marks report as processing.</w:t>
             </w:r>
             <w:r>
+              <w:rPr>
+                <w:b/>
+                <w:bCs/>
+              </w:rPr>
               <w:br/>
               <w:t>A2. If export fails, system allows retry and logs error.</w:t>
             </w:r>
@@ -4034,8 +4995,13 @@
             <w:pPr>
               <w:spacing w:after="160" w:line="278" w:lineRule="auto"/>
             </w:pPr>
-            <w:r>
-              <w:t>Non functional requirements</w:t>
+            <w:proofErr w:type="spellStart"/>
+            <w:r>
+              <w:t>Non functional</w:t>
+            </w:r>
+            <w:proofErr w:type="spellEnd"/>
+            <w:r>
+              <w:t xml:space="preserve"> requirements</w:t>
             </w:r>
           </w:p>
         </w:tc>
@@ -4048,8 +5014,16 @@
             <w:pPr>
               <w:spacing w:after="160" w:line="278" w:lineRule="auto"/>
               <w:cnfStyle w:val="000000000000" w:firstRow="0" w:lastRow="0" w:firstColumn="0" w:lastColumn="0" w:oddVBand="0" w:evenVBand="0" w:oddHBand="0" w:evenHBand="0" w:firstRowFirstColumn="0" w:firstRowLastColumn="0" w:lastRowFirstColumn="0" w:lastRowLastColumn="0"/>
-            </w:pPr>
-            <w:r>
+              <w:rPr>
+                <w:b/>
+                <w:bCs/>
+              </w:rPr>
+            </w:pPr>
+            <w:r>
+              <w:rPr>
+                <w:b/>
+                <w:bCs/>
+              </w:rPr>
               <w:t>Analytics metrics should have daily data freshness; report views should load in less than 3 seconds.</w:t>
             </w:r>
           </w:p>
@@ -4083,15 +5057,1523 @@
             <w:pPr>
               <w:spacing w:after="160" w:line="278" w:lineRule="auto"/>
               <w:cnfStyle w:val="000000100000" w:firstRow="0" w:lastRow="0" w:firstColumn="0" w:lastColumn="0" w:oddVBand="0" w:evenVBand="0" w:oddHBand="1" w:evenHBand="0" w:firstRowFirstColumn="0" w:firstRowLastColumn="0" w:lastRowFirstColumn="0" w:lastRowLastColumn="0"/>
-            </w:pPr>
-            <w:r>
-              <w:t>Business organizer obtains actionable performance insight for future campaigns.</w:t>
+              <w:rPr>
+                <w:b/>
+                <w:bCs/>
+              </w:rPr>
+            </w:pPr>
+            <w:r>
+              <w:rPr>
+                <w:b/>
+                <w:bCs/>
+              </w:rPr>
+              <w:t>Business obtains actionable performance insight for future campaigns.</w:t>
             </w:r>
           </w:p>
         </w:tc>
       </w:tr>
     </w:tbl>
-    <w:p/>
+    <w:p>
+      <w:pPr>
+        <w:rPr>
+          <w:b/>
+          <w:bCs/>
+        </w:rPr>
+      </w:pPr>
+    </w:p>
+    <w:p>
+      <w:pPr>
+        <w:rPr>
+          <w:b/>
+          <w:bCs/>
+        </w:rPr>
+      </w:pPr>
+      <w:r>
+        <w:rPr>
+          <w:b/>
+          <w:bCs/>
+        </w:rPr>
+        <w:br w:type="page"/>
+      </w:r>
+    </w:p>
+    <w:p>
+      <w:pPr>
+        <w:rPr>
+          <w:b/>
+          <w:bCs/>
+        </w:rPr>
+      </w:pPr>
+      <w:r>
+        <w:rPr>
+          <w:b/>
+          <w:bCs/>
+        </w:rPr>
+        <w:lastRenderedPageBreak/>
+        <w:t>UC-BIZ-11: Manage Branded Event</w:t>
+      </w:r>
+    </w:p>
+    <w:tbl>
+      <w:tblPr>
+        <w:tblStyle w:val="GridTable4-Accent1"/>
+        <w:tblW w:w="0" w:type="auto"/>
+        <w:tblLook w:val="04A0" w:firstRow="1" w:lastRow="0" w:firstColumn="1" w:lastColumn="0" w:noHBand="0" w:noVBand="1"/>
+      </w:tblPr>
+      <w:tblGrid>
+        <w:gridCol w:w="3253"/>
+        <w:gridCol w:w="6097"/>
+      </w:tblGrid>
+      <w:tr>
+        <w:trPr>
+          <w:cnfStyle w:val="100000000000" w:firstRow="1" w:lastRow="0" w:firstColumn="0" w:lastColumn="0" w:oddVBand="0" w:evenVBand="0" w:oddHBand="0" w:evenHBand="0" w:firstRowFirstColumn="0" w:firstRowLastColumn="0" w:lastRowFirstColumn="0" w:lastRowLastColumn="0"/>
+        </w:trPr>
+        <w:tc>
+          <w:tcPr>
+            <w:cnfStyle w:val="001000000000" w:firstRow="0" w:lastRow="0" w:firstColumn="1" w:lastColumn="0" w:oddVBand="0" w:evenVBand="0" w:oddHBand="0" w:evenHBand="0" w:firstRowFirstColumn="0" w:firstRowLastColumn="0" w:lastRowFirstColumn="0" w:lastRowLastColumn="0"/>
+            <w:tcW w:w="0" w:type="auto"/>
+            <w:hideMark/>
+          </w:tcPr>
+          <w:p>
+            <w:pPr>
+              <w:spacing w:after="160" w:line="278" w:lineRule="auto"/>
+            </w:pPr>
+            <w:r>
+              <w:t>Section</w:t>
+            </w:r>
+          </w:p>
+        </w:tc>
+        <w:tc>
+          <w:tcPr>
+            <w:tcW w:w="0" w:type="auto"/>
+            <w:hideMark/>
+          </w:tcPr>
+          <w:p>
+            <w:pPr>
+              <w:spacing w:after="160" w:line="278" w:lineRule="auto"/>
+              <w:cnfStyle w:val="100000000000" w:firstRow="1" w:lastRow="0" w:firstColumn="0" w:lastColumn="0" w:oddVBand="0" w:evenVBand="0" w:oddHBand="0" w:evenHBand="0" w:firstRowFirstColumn="0" w:firstRowLastColumn="0" w:lastRowFirstColumn="0" w:lastRowLastColumn="0"/>
+            </w:pPr>
+            <w:r>
+              <w:t>Details</w:t>
+            </w:r>
+          </w:p>
+        </w:tc>
+      </w:tr>
+      <w:tr>
+        <w:trPr>
+          <w:cnfStyle w:val="000000100000" w:firstRow="0" w:lastRow="0" w:firstColumn="0" w:lastColumn="0" w:oddVBand="0" w:evenVBand="0" w:oddHBand="1" w:evenHBand="0" w:firstRowFirstColumn="0" w:firstRowLastColumn="0" w:lastRowFirstColumn="0" w:lastRowLastColumn="0"/>
+        </w:trPr>
+        <w:tc>
+          <w:tcPr>
+            <w:cnfStyle w:val="001000000000" w:firstRow="0" w:lastRow="0" w:firstColumn="1" w:lastColumn="0" w:oddVBand="0" w:evenVBand="0" w:oddHBand="0" w:evenHBand="0" w:firstRowFirstColumn="0" w:firstRowLastColumn="0" w:lastRowFirstColumn="0" w:lastRowLastColumn="0"/>
+            <w:tcW w:w="0" w:type="auto"/>
+            <w:hideMark/>
+          </w:tcPr>
+          <w:p>
+            <w:pPr>
+              <w:spacing w:after="160" w:line="278" w:lineRule="auto"/>
+            </w:pPr>
+            <w:r>
+              <w:t>UC Name</w:t>
+            </w:r>
+          </w:p>
+        </w:tc>
+        <w:tc>
+          <w:tcPr>
+            <w:tcW w:w="0" w:type="auto"/>
+            <w:hideMark/>
+          </w:tcPr>
+          <w:p>
+            <w:pPr>
+              <w:spacing w:after="160" w:line="278" w:lineRule="auto"/>
+              <w:cnfStyle w:val="000000100000" w:firstRow="0" w:lastRow="0" w:firstColumn="0" w:lastColumn="0" w:oddVBand="0" w:evenVBand="0" w:oddHBand="1" w:evenHBand="0" w:firstRowFirstColumn="0" w:firstRowLastColumn="0" w:lastRowFirstColumn="0" w:lastRowLastColumn="0"/>
+              <w:rPr>
+                <w:b/>
+                <w:bCs/>
+              </w:rPr>
+            </w:pPr>
+            <w:r>
+              <w:rPr>
+                <w:b/>
+                <w:bCs/>
+              </w:rPr>
+              <w:t>UC-BIZ-11 Manage Branded Event</w:t>
+            </w:r>
+          </w:p>
+        </w:tc>
+      </w:tr>
+      <w:tr>
+        <w:tc>
+          <w:tcPr>
+            <w:cnfStyle w:val="001000000000" w:firstRow="0" w:lastRow="0" w:firstColumn="1" w:lastColumn="0" w:oddVBand="0" w:evenVBand="0" w:oddHBand="0" w:evenHBand="0" w:firstRowFirstColumn="0" w:firstRowLastColumn="0" w:lastRowFirstColumn="0" w:lastRowLastColumn="0"/>
+            <w:tcW w:w="0" w:type="auto"/>
+            <w:hideMark/>
+          </w:tcPr>
+          <w:p>
+            <w:pPr>
+              <w:spacing w:after="160" w:line="278" w:lineRule="auto"/>
+            </w:pPr>
+            <w:r>
+              <w:t>Summary</w:t>
+            </w:r>
+          </w:p>
+        </w:tc>
+        <w:tc>
+          <w:tcPr>
+            <w:tcW w:w="0" w:type="auto"/>
+            <w:hideMark/>
+          </w:tcPr>
+          <w:p>
+            <w:pPr>
+              <w:spacing w:after="160" w:line="278" w:lineRule="auto"/>
+              <w:cnfStyle w:val="000000000000" w:firstRow="0" w:lastRow="0" w:firstColumn="0" w:lastColumn="0" w:oddVBand="0" w:evenVBand="0" w:oddHBand="0" w:evenHBand="0" w:firstRowFirstColumn="0" w:firstRowLastColumn="0" w:lastRowFirstColumn="0" w:lastRowLastColumn="0"/>
+              <w:rPr>
+                <w:b/>
+                <w:bCs/>
+              </w:rPr>
+            </w:pPr>
+            <w:r>
+              <w:rPr>
+                <w:b/>
+                <w:bCs/>
+              </w:rPr>
+              <w:t>A business opens management controls for branded event operations.</w:t>
+            </w:r>
+          </w:p>
+        </w:tc>
+      </w:tr>
+      <w:tr>
+        <w:trPr>
+          <w:cnfStyle w:val="000000100000" w:firstRow="0" w:lastRow="0" w:firstColumn="0" w:lastColumn="0" w:oddVBand="0" w:evenVBand="0" w:oddHBand="1" w:evenHBand="0" w:firstRowFirstColumn="0" w:firstRowLastColumn="0" w:lastRowFirstColumn="0" w:lastRowLastColumn="0"/>
+        </w:trPr>
+        <w:tc>
+          <w:tcPr>
+            <w:cnfStyle w:val="001000000000" w:firstRow="0" w:lastRow="0" w:firstColumn="1" w:lastColumn="0" w:oddVBand="0" w:evenVBand="0" w:oddHBand="0" w:evenHBand="0" w:firstRowFirstColumn="0" w:firstRowLastColumn="0" w:lastRowFirstColumn="0" w:lastRowLastColumn="0"/>
+            <w:tcW w:w="0" w:type="auto"/>
+            <w:hideMark/>
+          </w:tcPr>
+          <w:p>
+            <w:pPr>
+              <w:spacing w:after="160" w:line="278" w:lineRule="auto"/>
+            </w:pPr>
+            <w:r>
+              <w:t>Dependency</w:t>
+            </w:r>
+          </w:p>
+        </w:tc>
+        <w:tc>
+          <w:tcPr>
+            <w:tcW w:w="0" w:type="auto"/>
+            <w:hideMark/>
+          </w:tcPr>
+          <w:p>
+            <w:pPr>
+              <w:spacing w:after="160" w:line="278" w:lineRule="auto"/>
+              <w:cnfStyle w:val="000000100000" w:firstRow="0" w:lastRow="0" w:firstColumn="0" w:lastColumn="0" w:oddVBand="0" w:evenVBand="0" w:oddHBand="1" w:evenHBand="0" w:firstRowFirstColumn="0" w:firstRowLastColumn="0" w:lastRowFirstColumn="0" w:lastRowLastColumn="0"/>
+              <w:rPr>
+                <w:b/>
+                <w:bCs/>
+              </w:rPr>
+            </w:pPr>
+            <w:r>
+              <w:rPr>
+                <w:b/>
+                <w:bCs/>
+              </w:rPr>
+              <w:t>None</w:t>
+            </w:r>
+          </w:p>
+        </w:tc>
+      </w:tr>
+      <w:tr>
+        <w:tc>
+          <w:tcPr>
+            <w:cnfStyle w:val="001000000000" w:firstRow="0" w:lastRow="0" w:firstColumn="1" w:lastColumn="0" w:oddVBand="0" w:evenVBand="0" w:oddHBand="0" w:evenHBand="0" w:firstRowFirstColumn="0" w:firstRowLastColumn="0" w:lastRowFirstColumn="0" w:lastRowLastColumn="0"/>
+            <w:tcW w:w="0" w:type="auto"/>
+            <w:hideMark/>
+          </w:tcPr>
+          <w:p>
+            <w:pPr>
+              <w:spacing w:after="160" w:line="278" w:lineRule="auto"/>
+            </w:pPr>
+            <w:r>
+              <w:t>Actors</w:t>
+            </w:r>
+          </w:p>
+        </w:tc>
+        <w:tc>
+          <w:tcPr>
+            <w:tcW w:w="0" w:type="auto"/>
+            <w:hideMark/>
+          </w:tcPr>
+          <w:p>
+            <w:pPr>
+              <w:spacing w:after="160" w:line="278" w:lineRule="auto"/>
+              <w:cnfStyle w:val="000000000000" w:firstRow="0" w:lastRow="0" w:firstColumn="0" w:lastColumn="0" w:oddVBand="0" w:evenVBand="0" w:oddHBand="0" w:evenHBand="0" w:firstRowFirstColumn="0" w:firstRowLastColumn="0" w:lastRowFirstColumn="0" w:lastRowLastColumn="0"/>
+              <w:rPr>
+                <w:b/>
+                <w:bCs/>
+              </w:rPr>
+            </w:pPr>
+            <w:r>
+              <w:rPr>
+                <w:b/>
+                <w:bCs/>
+              </w:rPr>
+              <w:t>Primary: Business. Secondary: Event Management Service.</w:t>
+            </w:r>
+          </w:p>
+        </w:tc>
+      </w:tr>
+      <w:tr>
+        <w:trPr>
+          <w:cnfStyle w:val="000000100000" w:firstRow="0" w:lastRow="0" w:firstColumn="0" w:lastColumn="0" w:oddVBand="0" w:evenVBand="0" w:oddHBand="1" w:evenHBand="0" w:firstRowFirstColumn="0" w:firstRowLastColumn="0" w:lastRowFirstColumn="0" w:lastRowLastColumn="0"/>
+        </w:trPr>
+        <w:tc>
+          <w:tcPr>
+            <w:cnfStyle w:val="001000000000" w:firstRow="0" w:lastRow="0" w:firstColumn="1" w:lastColumn="0" w:oddVBand="0" w:evenVBand="0" w:oddHBand="0" w:evenHBand="0" w:firstRowFirstColumn="0" w:firstRowLastColumn="0" w:lastRowFirstColumn="0" w:lastRowLastColumn="0"/>
+            <w:tcW w:w="0" w:type="auto"/>
+            <w:hideMark/>
+          </w:tcPr>
+          <w:p>
+            <w:pPr>
+              <w:spacing w:after="160" w:line="278" w:lineRule="auto"/>
+            </w:pPr>
+            <w:r>
+              <w:t>Preconditions</w:t>
+            </w:r>
+          </w:p>
+        </w:tc>
+        <w:tc>
+          <w:tcPr>
+            <w:tcW w:w="0" w:type="auto"/>
+            <w:hideMark/>
+          </w:tcPr>
+          <w:p>
+            <w:pPr>
+              <w:spacing w:after="160" w:line="278" w:lineRule="auto"/>
+              <w:cnfStyle w:val="000000100000" w:firstRow="0" w:lastRow="0" w:firstColumn="0" w:lastColumn="0" w:oddVBand="0" w:evenVBand="0" w:oddHBand="1" w:evenHBand="0" w:firstRowFirstColumn="0" w:firstRowLastColumn="0" w:lastRowFirstColumn="0" w:lastRowLastColumn="0"/>
+              <w:rPr>
+                <w:b/>
+                <w:bCs/>
+              </w:rPr>
+            </w:pPr>
+            <w:r>
+              <w:rPr>
+                <w:b/>
+                <w:bCs/>
+              </w:rPr>
+              <w:t>Business account is authenticated and owns at least one event.</w:t>
+            </w:r>
+          </w:p>
+        </w:tc>
+      </w:tr>
+      <w:tr>
+        <w:tc>
+          <w:tcPr>
+            <w:cnfStyle w:val="001000000000" w:firstRow="0" w:lastRow="0" w:firstColumn="1" w:lastColumn="0" w:oddVBand="0" w:evenVBand="0" w:oddHBand="0" w:evenHBand="0" w:firstRowFirstColumn="0" w:firstRowLastColumn="0" w:lastRowFirstColumn="0" w:lastRowLastColumn="0"/>
+            <w:tcW w:w="0" w:type="auto"/>
+            <w:hideMark/>
+          </w:tcPr>
+          <w:p>
+            <w:pPr>
+              <w:spacing w:after="160" w:line="278" w:lineRule="auto"/>
+            </w:pPr>
+            <w:r>
+              <w:t>Description of the Main Sequence</w:t>
+            </w:r>
+          </w:p>
+        </w:tc>
+        <w:tc>
+          <w:tcPr>
+            <w:tcW w:w="0" w:type="auto"/>
+            <w:hideMark/>
+          </w:tcPr>
+          <w:p>
+            <w:pPr>
+              <w:spacing w:after="160" w:line="278" w:lineRule="auto"/>
+              <w:cnfStyle w:val="000000000000" w:firstRow="0" w:lastRow="0" w:firstColumn="0" w:lastColumn="0" w:oddVBand="0" w:evenVBand="0" w:oddHBand="0" w:evenHBand="0" w:firstRowFirstColumn="0" w:firstRowLastColumn="0" w:lastRowFirstColumn="0" w:lastRowLastColumn="0"/>
+              <w:rPr>
+                <w:b/>
+                <w:bCs/>
+              </w:rPr>
+            </w:pPr>
+            <w:r>
+              <w:rPr>
+                <w:b/>
+                <w:bCs/>
+              </w:rPr>
+              <w:t>1. Business opens event management dashboard.</w:t>
+            </w:r>
+            <w:r>
+              <w:rPr>
+                <w:b/>
+                <w:bCs/>
+              </w:rPr>
+              <w:br/>
+              <w:t>2. System shows active and draft branded events.</w:t>
+            </w:r>
+            <w:r>
+              <w:rPr>
+                <w:b/>
+                <w:bCs/>
+              </w:rPr>
+              <w:br/>
+              <w:t>3. Business selects a target event.</w:t>
+            </w:r>
+            <w:r>
+              <w:rPr>
+                <w:b/>
+                <w:bCs/>
+              </w:rPr>
+              <w:br/>
+              <w:t>4. System opens controls for draft, capacity, attendee notice, recurrence, and analysis.</w:t>
+            </w:r>
+          </w:p>
+        </w:tc>
+      </w:tr>
+      <w:tr>
+        <w:trPr>
+          <w:cnfStyle w:val="000000100000" w:firstRow="0" w:lastRow="0" w:firstColumn="0" w:lastColumn="0" w:oddVBand="0" w:evenVBand="0" w:oddHBand="1" w:evenHBand="0" w:firstRowFirstColumn="0" w:firstRowLastColumn="0" w:lastRowFirstColumn="0" w:lastRowLastColumn="0"/>
+        </w:trPr>
+        <w:tc>
+          <w:tcPr>
+            <w:cnfStyle w:val="001000000000" w:firstRow="0" w:lastRow="0" w:firstColumn="1" w:lastColumn="0" w:oddVBand="0" w:evenVBand="0" w:oddHBand="0" w:evenHBand="0" w:firstRowFirstColumn="0" w:firstRowLastColumn="0" w:lastRowFirstColumn="0" w:lastRowLastColumn="0"/>
+            <w:tcW w:w="0" w:type="auto"/>
+            <w:hideMark/>
+          </w:tcPr>
+          <w:p>
+            <w:pPr>
+              <w:spacing w:after="160" w:line="278" w:lineRule="auto"/>
+            </w:pPr>
+            <w:r>
+              <w:t>Description of the Alternative Sequence</w:t>
+            </w:r>
+          </w:p>
+        </w:tc>
+        <w:tc>
+          <w:tcPr>
+            <w:tcW w:w="0" w:type="auto"/>
+            <w:hideMark/>
+          </w:tcPr>
+          <w:p>
+            <w:pPr>
+              <w:spacing w:after="160" w:line="278" w:lineRule="auto"/>
+              <w:cnfStyle w:val="000000100000" w:firstRow="0" w:lastRow="0" w:firstColumn="0" w:lastColumn="0" w:oddVBand="0" w:evenVBand="0" w:oddHBand="1" w:evenHBand="0" w:firstRowFirstColumn="0" w:firstRowLastColumn="0" w:lastRowFirstColumn="0" w:lastRowLastColumn="0"/>
+              <w:rPr>
+                <w:b/>
+                <w:bCs/>
+              </w:rPr>
+            </w:pPr>
+            <w:r>
+              <w:rPr>
+                <w:b/>
+                <w:bCs/>
+              </w:rPr>
+              <w:t>A1. If no events exist, system prompts creation of a new event draft.</w:t>
+            </w:r>
+            <w:r>
+              <w:rPr>
+                <w:b/>
+                <w:bCs/>
+              </w:rPr>
+              <w:br/>
+              <w:t>A2. If event ownership check fails, system blocks editing access.</w:t>
+            </w:r>
+          </w:p>
+        </w:tc>
+      </w:tr>
+      <w:tr>
+        <w:tc>
+          <w:tcPr>
+            <w:cnfStyle w:val="001000000000" w:firstRow="0" w:lastRow="0" w:firstColumn="1" w:lastColumn="0" w:oddVBand="0" w:evenVBand="0" w:oddHBand="0" w:evenHBand="0" w:firstRowFirstColumn="0" w:firstRowLastColumn="0" w:lastRowFirstColumn="0" w:lastRowLastColumn="0"/>
+            <w:tcW w:w="0" w:type="auto"/>
+            <w:hideMark/>
+          </w:tcPr>
+          <w:p>
+            <w:pPr>
+              <w:spacing w:after="160" w:line="278" w:lineRule="auto"/>
+            </w:pPr>
+            <w:proofErr w:type="spellStart"/>
+            <w:r>
+              <w:t>Non functional</w:t>
+            </w:r>
+            <w:proofErr w:type="spellEnd"/>
+            <w:r>
+              <w:t xml:space="preserve"> requirements</w:t>
+            </w:r>
+          </w:p>
+        </w:tc>
+        <w:tc>
+          <w:tcPr>
+            <w:tcW w:w="0" w:type="auto"/>
+            <w:hideMark/>
+          </w:tcPr>
+          <w:p>
+            <w:pPr>
+              <w:spacing w:after="160" w:line="278" w:lineRule="auto"/>
+              <w:cnfStyle w:val="000000000000" w:firstRow="0" w:lastRow="0" w:firstColumn="0" w:lastColumn="0" w:oddVBand="0" w:evenVBand="0" w:oddHBand="0" w:evenHBand="0" w:firstRowFirstColumn="0" w:firstRowLastColumn="0" w:lastRowFirstColumn="0" w:lastRowLastColumn="0"/>
+              <w:rPr>
+                <w:b/>
+                <w:bCs/>
+              </w:rPr>
+            </w:pPr>
+            <w:r>
+              <w:rPr>
+                <w:b/>
+                <w:bCs/>
+              </w:rPr>
+              <w:t>Dashboard should load in less than 3 seconds for standard account portfolios.</w:t>
+            </w:r>
+          </w:p>
+        </w:tc>
+      </w:tr>
+      <w:tr>
+        <w:trPr>
+          <w:cnfStyle w:val="000000100000" w:firstRow="0" w:lastRow="0" w:firstColumn="0" w:lastColumn="0" w:oddVBand="0" w:evenVBand="0" w:oddHBand="1" w:evenHBand="0" w:firstRowFirstColumn="0" w:firstRowLastColumn="0" w:lastRowFirstColumn="0" w:lastRowLastColumn="0"/>
+        </w:trPr>
+        <w:tc>
+          <w:tcPr>
+            <w:cnfStyle w:val="001000000000" w:firstRow="0" w:lastRow="0" w:firstColumn="1" w:lastColumn="0" w:oddVBand="0" w:evenVBand="0" w:oddHBand="0" w:evenHBand="0" w:firstRowFirstColumn="0" w:firstRowLastColumn="0" w:lastRowFirstColumn="0" w:lastRowLastColumn="0"/>
+            <w:tcW w:w="0" w:type="auto"/>
+            <w:hideMark/>
+          </w:tcPr>
+          <w:p>
+            <w:pPr>
+              <w:spacing w:after="160" w:line="278" w:lineRule="auto"/>
+            </w:pPr>
+            <w:r>
+              <w:t>Postconditions</w:t>
+            </w:r>
+          </w:p>
+        </w:tc>
+        <w:tc>
+          <w:tcPr>
+            <w:tcW w:w="0" w:type="auto"/>
+            <w:hideMark/>
+          </w:tcPr>
+          <w:p>
+            <w:pPr>
+              <w:spacing w:after="160" w:line="278" w:lineRule="auto"/>
+              <w:cnfStyle w:val="000000100000" w:firstRow="0" w:lastRow="0" w:firstColumn="0" w:lastColumn="0" w:oddVBand="0" w:evenVBand="0" w:oddHBand="1" w:evenHBand="0" w:firstRowFirstColumn="0" w:firstRowLastColumn="0" w:lastRowFirstColumn="0" w:lastRowLastColumn="0"/>
+              <w:rPr>
+                <w:b/>
+                <w:bCs/>
+              </w:rPr>
+            </w:pPr>
+            <w:r>
+              <w:rPr>
+                <w:b/>
+                <w:bCs/>
+              </w:rPr>
+              <w:t>Business can execute branded hosting sub-use-cases on selected event.</w:t>
+            </w:r>
+          </w:p>
+        </w:tc>
+      </w:tr>
+    </w:tbl>
+    <w:p>
+      <w:pPr>
+        <w:rPr>
+          <w:b/>
+          <w:bCs/>
+        </w:rPr>
+      </w:pPr>
+    </w:p>
+    <w:p>
+      <w:pPr>
+        <w:rPr>
+          <w:b/>
+          <w:bCs/>
+        </w:rPr>
+      </w:pPr>
+      <w:r>
+        <w:rPr>
+          <w:b/>
+          <w:bCs/>
+        </w:rPr>
+        <w:br w:type="page"/>
+      </w:r>
+    </w:p>
+    <w:p>
+      <w:pPr>
+        <w:rPr>
+          <w:b/>
+          <w:bCs/>
+        </w:rPr>
+      </w:pPr>
+      <w:r>
+        <w:rPr>
+          <w:b/>
+          <w:bCs/>
+        </w:rPr>
+        <w:lastRenderedPageBreak/>
+        <w:t>UC-BIZ-12: Process Promotion Payment</w:t>
+      </w:r>
+    </w:p>
+    <w:tbl>
+      <w:tblPr>
+        <w:tblStyle w:val="GridTable4-Accent1"/>
+        <w:tblW w:w="0" w:type="auto"/>
+        <w:tblLook w:val="04A0" w:firstRow="1" w:lastRow="0" w:firstColumn="1" w:lastColumn="0" w:noHBand="0" w:noVBand="1"/>
+      </w:tblPr>
+      <w:tblGrid>
+        <w:gridCol w:w="3253"/>
+        <w:gridCol w:w="6097"/>
+      </w:tblGrid>
+      <w:tr>
+        <w:trPr>
+          <w:cnfStyle w:val="100000000000" w:firstRow="1" w:lastRow="0" w:firstColumn="0" w:lastColumn="0" w:oddVBand="0" w:evenVBand="0" w:oddHBand="0" w:evenHBand="0" w:firstRowFirstColumn="0" w:firstRowLastColumn="0" w:lastRowFirstColumn="0" w:lastRowLastColumn="0"/>
+        </w:trPr>
+        <w:tc>
+          <w:tcPr>
+            <w:cnfStyle w:val="001000000000" w:firstRow="0" w:lastRow="0" w:firstColumn="1" w:lastColumn="0" w:oddVBand="0" w:evenVBand="0" w:oddHBand="0" w:evenHBand="0" w:firstRowFirstColumn="0" w:firstRowLastColumn="0" w:lastRowFirstColumn="0" w:lastRowLastColumn="0"/>
+            <w:tcW w:w="0" w:type="auto"/>
+            <w:hideMark/>
+          </w:tcPr>
+          <w:p>
+            <w:pPr>
+              <w:spacing w:after="160" w:line="278" w:lineRule="auto"/>
+            </w:pPr>
+            <w:r>
+              <w:t>Section</w:t>
+            </w:r>
+          </w:p>
+        </w:tc>
+        <w:tc>
+          <w:tcPr>
+            <w:tcW w:w="0" w:type="auto"/>
+            <w:hideMark/>
+          </w:tcPr>
+          <w:p>
+            <w:pPr>
+              <w:spacing w:after="160" w:line="278" w:lineRule="auto"/>
+              <w:cnfStyle w:val="100000000000" w:firstRow="1" w:lastRow="0" w:firstColumn="0" w:lastColumn="0" w:oddVBand="0" w:evenVBand="0" w:oddHBand="0" w:evenHBand="0" w:firstRowFirstColumn="0" w:firstRowLastColumn="0" w:lastRowFirstColumn="0" w:lastRowLastColumn="0"/>
+            </w:pPr>
+            <w:r>
+              <w:t>Details</w:t>
+            </w:r>
+          </w:p>
+        </w:tc>
+      </w:tr>
+      <w:tr>
+        <w:trPr>
+          <w:cnfStyle w:val="000000100000" w:firstRow="0" w:lastRow="0" w:firstColumn="0" w:lastColumn="0" w:oddVBand="0" w:evenVBand="0" w:oddHBand="1" w:evenHBand="0" w:firstRowFirstColumn="0" w:firstRowLastColumn="0" w:lastRowFirstColumn="0" w:lastRowLastColumn="0"/>
+        </w:trPr>
+        <w:tc>
+          <w:tcPr>
+            <w:cnfStyle w:val="001000000000" w:firstRow="0" w:lastRow="0" w:firstColumn="1" w:lastColumn="0" w:oddVBand="0" w:evenVBand="0" w:oddHBand="0" w:evenHBand="0" w:firstRowFirstColumn="0" w:firstRowLastColumn="0" w:lastRowFirstColumn="0" w:lastRowLastColumn="0"/>
+            <w:tcW w:w="0" w:type="auto"/>
+            <w:hideMark/>
+          </w:tcPr>
+          <w:p>
+            <w:pPr>
+              <w:spacing w:after="160" w:line="278" w:lineRule="auto"/>
+            </w:pPr>
+            <w:r>
+              <w:t>UC Name</w:t>
+            </w:r>
+          </w:p>
+        </w:tc>
+        <w:tc>
+          <w:tcPr>
+            <w:tcW w:w="0" w:type="auto"/>
+            <w:hideMark/>
+          </w:tcPr>
+          <w:p>
+            <w:pPr>
+              <w:spacing w:after="160" w:line="278" w:lineRule="auto"/>
+              <w:cnfStyle w:val="000000100000" w:firstRow="0" w:lastRow="0" w:firstColumn="0" w:lastColumn="0" w:oddVBand="0" w:evenVBand="0" w:oddHBand="1" w:evenHBand="0" w:firstRowFirstColumn="0" w:firstRowLastColumn="0" w:lastRowFirstColumn="0" w:lastRowLastColumn="0"/>
+              <w:rPr>
+                <w:b/>
+                <w:bCs/>
+              </w:rPr>
+            </w:pPr>
+            <w:r>
+              <w:rPr>
+                <w:b/>
+                <w:bCs/>
+              </w:rPr>
+              <w:t>UC-BIZ-12 Process Promotion Payment</w:t>
+            </w:r>
+          </w:p>
+        </w:tc>
+      </w:tr>
+      <w:tr>
+        <w:tc>
+          <w:tcPr>
+            <w:cnfStyle w:val="001000000000" w:firstRow="0" w:lastRow="0" w:firstColumn="1" w:lastColumn="0" w:oddVBand="0" w:evenVBand="0" w:oddHBand="0" w:evenHBand="0" w:firstRowFirstColumn="0" w:firstRowLastColumn="0" w:lastRowFirstColumn="0" w:lastRowLastColumn="0"/>
+            <w:tcW w:w="0" w:type="auto"/>
+            <w:hideMark/>
+          </w:tcPr>
+          <w:p>
+            <w:pPr>
+              <w:spacing w:after="160" w:line="278" w:lineRule="auto"/>
+            </w:pPr>
+            <w:r>
+              <w:t>Summary</w:t>
+            </w:r>
+          </w:p>
+        </w:tc>
+        <w:tc>
+          <w:tcPr>
+            <w:tcW w:w="0" w:type="auto"/>
+            <w:hideMark/>
+          </w:tcPr>
+          <w:p>
+            <w:pPr>
+              <w:spacing w:after="160" w:line="278" w:lineRule="auto"/>
+              <w:cnfStyle w:val="000000000000" w:firstRow="0" w:lastRow="0" w:firstColumn="0" w:lastColumn="0" w:oddVBand="0" w:evenVBand="0" w:oddHBand="0" w:evenHBand="0" w:firstRowFirstColumn="0" w:firstRowLastColumn="0" w:lastRowFirstColumn="0" w:lastRowLastColumn="0"/>
+              <w:rPr>
+                <w:b/>
+                <w:bCs/>
+              </w:rPr>
+            </w:pPr>
+            <w:r>
+              <w:rPr>
+                <w:b/>
+                <w:bCs/>
+              </w:rPr>
+              <w:t>The system processes payment to activate a promoted event placement campaign.</w:t>
+            </w:r>
+          </w:p>
+        </w:tc>
+      </w:tr>
+      <w:tr>
+        <w:trPr>
+          <w:cnfStyle w:val="000000100000" w:firstRow="0" w:lastRow="0" w:firstColumn="0" w:lastColumn="0" w:oddVBand="0" w:evenVBand="0" w:oddHBand="1" w:evenHBand="0" w:firstRowFirstColumn="0" w:firstRowLastColumn="0" w:lastRowFirstColumn="0" w:lastRowLastColumn="0"/>
+        </w:trPr>
+        <w:tc>
+          <w:tcPr>
+            <w:cnfStyle w:val="001000000000" w:firstRow="0" w:lastRow="0" w:firstColumn="1" w:lastColumn="0" w:oddVBand="0" w:evenVBand="0" w:oddHBand="0" w:evenHBand="0" w:firstRowFirstColumn="0" w:firstRowLastColumn="0" w:lastRowFirstColumn="0" w:lastRowLastColumn="0"/>
+            <w:tcW w:w="0" w:type="auto"/>
+            <w:hideMark/>
+          </w:tcPr>
+          <w:p>
+            <w:pPr>
+              <w:spacing w:after="160" w:line="278" w:lineRule="auto"/>
+            </w:pPr>
+            <w:r>
+              <w:t>Dependency</w:t>
+            </w:r>
+          </w:p>
+        </w:tc>
+        <w:tc>
+          <w:tcPr>
+            <w:tcW w:w="0" w:type="auto"/>
+            <w:hideMark/>
+          </w:tcPr>
+          <w:p>
+            <w:pPr>
+              <w:spacing w:after="160" w:line="278" w:lineRule="auto"/>
+              <w:cnfStyle w:val="000000100000" w:firstRow="0" w:lastRow="0" w:firstColumn="0" w:lastColumn="0" w:oddVBand="0" w:evenVBand="0" w:oddHBand="1" w:evenHBand="0" w:firstRowFirstColumn="0" w:firstRowLastColumn="0" w:lastRowFirstColumn="0" w:lastRowLastColumn="0"/>
+              <w:rPr>
+                <w:b/>
+                <w:bCs/>
+              </w:rPr>
+            </w:pPr>
+            <w:r>
+              <w:rPr>
+                <w:b/>
+                <w:bCs/>
+              </w:rPr>
+              <w:t>None</w:t>
+            </w:r>
+          </w:p>
+        </w:tc>
+      </w:tr>
+      <w:tr>
+        <w:tc>
+          <w:tcPr>
+            <w:cnfStyle w:val="001000000000" w:firstRow="0" w:lastRow="0" w:firstColumn="1" w:lastColumn="0" w:oddVBand="0" w:evenVBand="0" w:oddHBand="0" w:evenHBand="0" w:firstRowFirstColumn="0" w:firstRowLastColumn="0" w:lastRowFirstColumn="0" w:lastRowLastColumn="0"/>
+            <w:tcW w:w="0" w:type="auto"/>
+            <w:hideMark/>
+          </w:tcPr>
+          <w:p>
+            <w:pPr>
+              <w:spacing w:after="160" w:line="278" w:lineRule="auto"/>
+            </w:pPr>
+            <w:r>
+              <w:t>Actors</w:t>
+            </w:r>
+          </w:p>
+        </w:tc>
+        <w:tc>
+          <w:tcPr>
+            <w:tcW w:w="0" w:type="auto"/>
+            <w:hideMark/>
+          </w:tcPr>
+          <w:p>
+            <w:pPr>
+              <w:spacing w:after="160" w:line="278" w:lineRule="auto"/>
+              <w:cnfStyle w:val="000000000000" w:firstRow="0" w:lastRow="0" w:firstColumn="0" w:lastColumn="0" w:oddVBand="0" w:evenVBand="0" w:oddHBand="0" w:evenHBand="0" w:firstRowFirstColumn="0" w:firstRowLastColumn="0" w:lastRowFirstColumn="0" w:lastRowLastColumn="0"/>
+              <w:rPr>
+                <w:b/>
+                <w:bCs/>
+              </w:rPr>
+            </w:pPr>
+            <w:r>
+              <w:rPr>
+                <w:b/>
+                <w:bCs/>
+              </w:rPr>
+              <w:t>Primary: Business. Secondary: Billing Service, Payment Provider.</w:t>
+            </w:r>
+          </w:p>
+        </w:tc>
+      </w:tr>
+      <w:tr>
+        <w:trPr>
+          <w:cnfStyle w:val="000000100000" w:firstRow="0" w:lastRow="0" w:firstColumn="0" w:lastColumn="0" w:oddVBand="0" w:evenVBand="0" w:oddHBand="1" w:evenHBand="0" w:firstRowFirstColumn="0" w:firstRowLastColumn="0" w:lastRowFirstColumn="0" w:lastRowLastColumn="0"/>
+        </w:trPr>
+        <w:tc>
+          <w:tcPr>
+            <w:cnfStyle w:val="001000000000" w:firstRow="0" w:lastRow="0" w:firstColumn="1" w:lastColumn="0" w:oddVBand="0" w:evenVBand="0" w:oddHBand="0" w:evenHBand="0" w:firstRowFirstColumn="0" w:firstRowLastColumn="0" w:lastRowFirstColumn="0" w:lastRowLastColumn="0"/>
+            <w:tcW w:w="0" w:type="auto"/>
+            <w:hideMark/>
+          </w:tcPr>
+          <w:p>
+            <w:pPr>
+              <w:spacing w:after="160" w:line="278" w:lineRule="auto"/>
+            </w:pPr>
+            <w:r>
+              <w:t>Preconditions</w:t>
+            </w:r>
+          </w:p>
+        </w:tc>
+        <w:tc>
+          <w:tcPr>
+            <w:tcW w:w="0" w:type="auto"/>
+            <w:hideMark/>
+          </w:tcPr>
+          <w:p>
+            <w:pPr>
+              <w:spacing w:after="160" w:line="278" w:lineRule="auto"/>
+              <w:cnfStyle w:val="000000100000" w:firstRow="0" w:lastRow="0" w:firstColumn="0" w:lastColumn="0" w:oddVBand="0" w:evenVBand="0" w:oddHBand="1" w:evenHBand="0" w:firstRowFirstColumn="0" w:firstRowLastColumn="0" w:lastRowFirstColumn="0" w:lastRowLastColumn="0"/>
+              <w:rPr>
+                <w:b/>
+                <w:bCs/>
+              </w:rPr>
+            </w:pPr>
+            <w:r>
+              <w:rPr>
+                <w:b/>
+                <w:bCs/>
+              </w:rPr>
+              <w:t>Promotion configuration and payment method are provided.</w:t>
+            </w:r>
+          </w:p>
+        </w:tc>
+      </w:tr>
+      <w:tr>
+        <w:tc>
+          <w:tcPr>
+            <w:cnfStyle w:val="001000000000" w:firstRow="0" w:lastRow="0" w:firstColumn="1" w:lastColumn="0" w:oddVBand="0" w:evenVBand="0" w:oddHBand="0" w:evenHBand="0" w:firstRowFirstColumn="0" w:firstRowLastColumn="0" w:lastRowFirstColumn="0" w:lastRowLastColumn="0"/>
+            <w:tcW w:w="0" w:type="auto"/>
+            <w:hideMark/>
+          </w:tcPr>
+          <w:p>
+            <w:pPr>
+              <w:spacing w:after="160" w:line="278" w:lineRule="auto"/>
+            </w:pPr>
+            <w:r>
+              <w:t>Description of the Main Sequence</w:t>
+            </w:r>
+          </w:p>
+        </w:tc>
+        <w:tc>
+          <w:tcPr>
+            <w:tcW w:w="0" w:type="auto"/>
+            <w:hideMark/>
+          </w:tcPr>
+          <w:p>
+            <w:pPr>
+              <w:spacing w:after="160" w:line="278" w:lineRule="auto"/>
+              <w:cnfStyle w:val="000000000000" w:firstRow="0" w:lastRow="0" w:firstColumn="0" w:lastColumn="0" w:oddVBand="0" w:evenVBand="0" w:oddHBand="0" w:evenHBand="0" w:firstRowFirstColumn="0" w:firstRowLastColumn="0" w:lastRowFirstColumn="0" w:lastRowLastColumn="0"/>
+              <w:rPr>
+                <w:b/>
+                <w:bCs/>
+              </w:rPr>
+            </w:pPr>
+            <w:r>
+              <w:rPr>
+                <w:b/>
+                <w:bCs/>
+              </w:rPr>
+              <w:t>1. Business confirms promotion purchase.</w:t>
+            </w:r>
+            <w:r>
+              <w:rPr>
+                <w:b/>
+                <w:bCs/>
+              </w:rPr>
+              <w:br/>
+              <w:t>2. System sends payment request to payment provider.</w:t>
+            </w:r>
+            <w:r>
+              <w:rPr>
+                <w:b/>
+                <w:bCs/>
+              </w:rPr>
+              <w:br/>
+              <w:t>3. Provider returns authorization result.</w:t>
+            </w:r>
+            <w:r>
+              <w:rPr>
+                <w:b/>
+                <w:bCs/>
+              </w:rPr>
+              <w:br/>
+              <w:t>4. System records transaction and links it to campaign.</w:t>
+            </w:r>
+          </w:p>
+        </w:tc>
+      </w:tr>
+      <w:tr>
+        <w:trPr>
+          <w:cnfStyle w:val="000000100000" w:firstRow="0" w:lastRow="0" w:firstColumn="0" w:lastColumn="0" w:oddVBand="0" w:evenVBand="0" w:oddHBand="1" w:evenHBand="0" w:firstRowFirstColumn="0" w:firstRowLastColumn="0" w:lastRowFirstColumn="0" w:lastRowLastColumn="0"/>
+        </w:trPr>
+        <w:tc>
+          <w:tcPr>
+            <w:cnfStyle w:val="001000000000" w:firstRow="0" w:lastRow="0" w:firstColumn="1" w:lastColumn="0" w:oddVBand="0" w:evenVBand="0" w:oddHBand="0" w:evenHBand="0" w:firstRowFirstColumn="0" w:firstRowLastColumn="0" w:lastRowFirstColumn="0" w:lastRowLastColumn="0"/>
+            <w:tcW w:w="0" w:type="auto"/>
+            <w:hideMark/>
+          </w:tcPr>
+          <w:p>
+            <w:pPr>
+              <w:spacing w:after="160" w:line="278" w:lineRule="auto"/>
+            </w:pPr>
+            <w:r>
+              <w:t>Description of the Alternative Sequence</w:t>
+            </w:r>
+          </w:p>
+        </w:tc>
+        <w:tc>
+          <w:tcPr>
+            <w:tcW w:w="0" w:type="auto"/>
+            <w:hideMark/>
+          </w:tcPr>
+          <w:p>
+            <w:pPr>
+              <w:spacing w:after="160" w:line="278" w:lineRule="auto"/>
+              <w:cnfStyle w:val="000000100000" w:firstRow="0" w:lastRow="0" w:firstColumn="0" w:lastColumn="0" w:oddVBand="0" w:evenVBand="0" w:oddHBand="1" w:evenHBand="0" w:firstRowFirstColumn="0" w:firstRowLastColumn="0" w:lastRowFirstColumn="0" w:lastRowLastColumn="0"/>
+              <w:rPr>
+                <w:b/>
+                <w:bCs/>
+              </w:rPr>
+            </w:pPr>
+            <w:r>
+              <w:rPr>
+                <w:b/>
+                <w:bCs/>
+              </w:rPr>
+              <w:t>A1. If authorization fails, system marks transaction failed and prompts retry.</w:t>
+            </w:r>
+            <w:r>
+              <w:rPr>
+                <w:b/>
+                <w:bCs/>
+              </w:rPr>
+              <w:br/>
+              <w:t>A2. If network timeout occurs, system performs safe status reconciliation before retry.</w:t>
+            </w:r>
+          </w:p>
+        </w:tc>
+      </w:tr>
+      <w:tr>
+        <w:tc>
+          <w:tcPr>
+            <w:cnfStyle w:val="001000000000" w:firstRow="0" w:lastRow="0" w:firstColumn="1" w:lastColumn="0" w:oddVBand="0" w:evenVBand="0" w:oddHBand="0" w:evenHBand="0" w:firstRowFirstColumn="0" w:firstRowLastColumn="0" w:lastRowFirstColumn="0" w:lastRowLastColumn="0"/>
+            <w:tcW w:w="0" w:type="auto"/>
+            <w:hideMark/>
+          </w:tcPr>
+          <w:p>
+            <w:pPr>
+              <w:spacing w:after="160" w:line="278" w:lineRule="auto"/>
+            </w:pPr>
+            <w:proofErr w:type="spellStart"/>
+            <w:r>
+              <w:t>Non functional</w:t>
+            </w:r>
+            <w:proofErr w:type="spellEnd"/>
+            <w:r>
+              <w:t xml:space="preserve"> requirements</w:t>
+            </w:r>
+          </w:p>
+        </w:tc>
+        <w:tc>
+          <w:tcPr>
+            <w:tcW w:w="0" w:type="auto"/>
+            <w:hideMark/>
+          </w:tcPr>
+          <w:p>
+            <w:pPr>
+              <w:spacing w:after="160" w:line="278" w:lineRule="auto"/>
+              <w:cnfStyle w:val="000000000000" w:firstRow="0" w:lastRow="0" w:firstColumn="0" w:lastColumn="0" w:oddVBand="0" w:evenVBand="0" w:oddHBand="0" w:evenHBand="0" w:firstRowFirstColumn="0" w:firstRowLastColumn="0" w:lastRowFirstColumn="0" w:lastRowLastColumn="0"/>
+              <w:rPr>
+                <w:b/>
+                <w:bCs/>
+              </w:rPr>
+            </w:pPr>
+            <w:r>
+              <w:rPr>
+                <w:b/>
+                <w:bCs/>
+              </w:rPr>
+              <w:t>Payment workflow must be PCI-compliant and transaction status must be auditable.</w:t>
+            </w:r>
+          </w:p>
+        </w:tc>
+      </w:tr>
+      <w:tr>
+        <w:trPr>
+          <w:cnfStyle w:val="000000100000" w:firstRow="0" w:lastRow="0" w:firstColumn="0" w:lastColumn="0" w:oddVBand="0" w:evenVBand="0" w:oddHBand="1" w:evenHBand="0" w:firstRowFirstColumn="0" w:firstRowLastColumn="0" w:lastRowFirstColumn="0" w:lastRowLastColumn="0"/>
+        </w:trPr>
+        <w:tc>
+          <w:tcPr>
+            <w:cnfStyle w:val="001000000000" w:firstRow="0" w:lastRow="0" w:firstColumn="1" w:lastColumn="0" w:oddVBand="0" w:evenVBand="0" w:oddHBand="0" w:evenHBand="0" w:firstRowFirstColumn="0" w:firstRowLastColumn="0" w:lastRowFirstColumn="0" w:lastRowLastColumn="0"/>
+            <w:tcW w:w="0" w:type="auto"/>
+            <w:hideMark/>
+          </w:tcPr>
+          <w:p>
+            <w:pPr>
+              <w:spacing w:after="160" w:line="278" w:lineRule="auto"/>
+            </w:pPr>
+            <w:r>
+              <w:t>Postconditions</w:t>
+            </w:r>
+          </w:p>
+        </w:tc>
+        <w:tc>
+          <w:tcPr>
+            <w:tcW w:w="0" w:type="auto"/>
+            <w:hideMark/>
+          </w:tcPr>
+          <w:p>
+            <w:pPr>
+              <w:spacing w:after="160" w:line="278" w:lineRule="auto"/>
+              <w:cnfStyle w:val="000000100000" w:firstRow="0" w:lastRow="0" w:firstColumn="0" w:lastColumn="0" w:oddVBand="0" w:evenVBand="0" w:oddHBand="1" w:evenHBand="0" w:firstRowFirstColumn="0" w:firstRowLastColumn="0" w:lastRowFirstColumn="0" w:lastRowLastColumn="0"/>
+              <w:rPr>
+                <w:b/>
+                <w:bCs/>
+              </w:rPr>
+            </w:pPr>
+            <w:r>
+              <w:rPr>
+                <w:b/>
+                <w:bCs/>
+              </w:rPr>
+              <w:t>Promotion transaction is completed or safely rejected with clear status.</w:t>
+            </w:r>
+          </w:p>
+        </w:tc>
+      </w:tr>
+    </w:tbl>
+    <w:p>
+      <w:pPr>
+        <w:rPr>
+          <w:b/>
+          <w:bCs/>
+        </w:rPr>
+      </w:pPr>
+    </w:p>
+    <w:p>
+      <w:pPr>
+        <w:rPr>
+          <w:b/>
+          <w:bCs/>
+        </w:rPr>
+      </w:pPr>
+      <w:r>
+        <w:rPr>
+          <w:b/>
+          <w:bCs/>
+        </w:rPr>
+        <w:br w:type="page"/>
+      </w:r>
+    </w:p>
+    <w:p>
+      <w:pPr>
+        <w:rPr>
+          <w:b/>
+          <w:bCs/>
+        </w:rPr>
+      </w:pPr>
+      <w:r>
+        <w:rPr>
+          <w:b/>
+          <w:bCs/>
+        </w:rPr>
+        <w:lastRenderedPageBreak/>
+        <w:t>UC-BIZ-13: Send Partner Invitation</w:t>
+      </w:r>
+    </w:p>
+    <w:tbl>
+      <w:tblPr>
+        <w:tblStyle w:val="GridTable4-Accent1"/>
+        <w:tblW w:w="0" w:type="auto"/>
+        <w:tblLook w:val="04A0" w:firstRow="1" w:lastRow="0" w:firstColumn="1" w:lastColumn="0" w:noHBand="0" w:noVBand="1"/>
+      </w:tblPr>
+      <w:tblGrid>
+        <w:gridCol w:w="3283"/>
+        <w:gridCol w:w="6067"/>
+      </w:tblGrid>
+      <w:tr>
+        <w:trPr>
+          <w:cnfStyle w:val="100000000000" w:firstRow="1" w:lastRow="0" w:firstColumn="0" w:lastColumn="0" w:oddVBand="0" w:evenVBand="0" w:oddHBand="0" w:evenHBand="0" w:firstRowFirstColumn="0" w:firstRowLastColumn="0" w:lastRowFirstColumn="0" w:lastRowLastColumn="0"/>
+        </w:trPr>
+        <w:tc>
+          <w:tcPr>
+            <w:cnfStyle w:val="001000000000" w:firstRow="0" w:lastRow="0" w:firstColumn="1" w:lastColumn="0" w:oddVBand="0" w:evenVBand="0" w:oddHBand="0" w:evenHBand="0" w:firstRowFirstColumn="0" w:firstRowLastColumn="0" w:lastRowFirstColumn="0" w:lastRowLastColumn="0"/>
+            <w:tcW w:w="0" w:type="auto"/>
+            <w:hideMark/>
+          </w:tcPr>
+          <w:p>
+            <w:pPr>
+              <w:spacing w:after="160" w:line="278" w:lineRule="auto"/>
+            </w:pPr>
+            <w:r>
+              <w:t>Section</w:t>
+            </w:r>
+          </w:p>
+        </w:tc>
+        <w:tc>
+          <w:tcPr>
+            <w:tcW w:w="0" w:type="auto"/>
+            <w:hideMark/>
+          </w:tcPr>
+          <w:p>
+            <w:pPr>
+              <w:spacing w:after="160" w:line="278" w:lineRule="auto"/>
+              <w:cnfStyle w:val="100000000000" w:firstRow="1" w:lastRow="0" w:firstColumn="0" w:lastColumn="0" w:oddVBand="0" w:evenVBand="0" w:oddHBand="0" w:evenHBand="0" w:firstRowFirstColumn="0" w:firstRowLastColumn="0" w:lastRowFirstColumn="0" w:lastRowLastColumn="0"/>
+            </w:pPr>
+            <w:r>
+              <w:t>Details</w:t>
+            </w:r>
+          </w:p>
+        </w:tc>
+      </w:tr>
+      <w:tr>
+        <w:trPr>
+          <w:cnfStyle w:val="000000100000" w:firstRow="0" w:lastRow="0" w:firstColumn="0" w:lastColumn="0" w:oddVBand="0" w:evenVBand="0" w:oddHBand="1" w:evenHBand="0" w:firstRowFirstColumn="0" w:firstRowLastColumn="0" w:lastRowFirstColumn="0" w:lastRowLastColumn="0"/>
+        </w:trPr>
+        <w:tc>
+          <w:tcPr>
+            <w:cnfStyle w:val="001000000000" w:firstRow="0" w:lastRow="0" w:firstColumn="1" w:lastColumn="0" w:oddVBand="0" w:evenVBand="0" w:oddHBand="0" w:evenHBand="0" w:firstRowFirstColumn="0" w:firstRowLastColumn="0" w:lastRowFirstColumn="0" w:lastRowLastColumn="0"/>
+            <w:tcW w:w="0" w:type="auto"/>
+            <w:hideMark/>
+          </w:tcPr>
+          <w:p>
+            <w:pPr>
+              <w:spacing w:after="160" w:line="278" w:lineRule="auto"/>
+            </w:pPr>
+            <w:r>
+              <w:t>UC Name</w:t>
+            </w:r>
+          </w:p>
+        </w:tc>
+        <w:tc>
+          <w:tcPr>
+            <w:tcW w:w="0" w:type="auto"/>
+            <w:hideMark/>
+          </w:tcPr>
+          <w:p>
+            <w:pPr>
+              <w:spacing w:after="160" w:line="278" w:lineRule="auto"/>
+              <w:cnfStyle w:val="000000100000" w:firstRow="0" w:lastRow="0" w:firstColumn="0" w:lastColumn="0" w:oddVBand="0" w:evenVBand="0" w:oddHBand="1" w:evenHBand="0" w:firstRowFirstColumn="0" w:firstRowLastColumn="0" w:lastRowFirstColumn="0" w:lastRowLastColumn="0"/>
+              <w:rPr>
+                <w:b/>
+                <w:bCs/>
+              </w:rPr>
+            </w:pPr>
+            <w:r>
+              <w:rPr>
+                <w:b/>
+                <w:bCs/>
+              </w:rPr>
+              <w:t>UC-BIZ-13 Send Partner Invitation</w:t>
+            </w:r>
+          </w:p>
+        </w:tc>
+      </w:tr>
+      <w:tr>
+        <w:tc>
+          <w:tcPr>
+            <w:cnfStyle w:val="001000000000" w:firstRow="0" w:lastRow="0" w:firstColumn="1" w:lastColumn="0" w:oddVBand="0" w:evenVBand="0" w:oddHBand="0" w:evenHBand="0" w:firstRowFirstColumn="0" w:firstRowLastColumn="0" w:lastRowFirstColumn="0" w:lastRowLastColumn="0"/>
+            <w:tcW w:w="0" w:type="auto"/>
+            <w:hideMark/>
+          </w:tcPr>
+          <w:p>
+            <w:pPr>
+              <w:spacing w:after="160" w:line="278" w:lineRule="auto"/>
+            </w:pPr>
+            <w:r>
+              <w:t>Summary</w:t>
+            </w:r>
+          </w:p>
+        </w:tc>
+        <w:tc>
+          <w:tcPr>
+            <w:tcW w:w="0" w:type="auto"/>
+            <w:hideMark/>
+          </w:tcPr>
+          <w:p>
+            <w:pPr>
+              <w:spacing w:after="160" w:line="278" w:lineRule="auto"/>
+              <w:cnfStyle w:val="000000000000" w:firstRow="0" w:lastRow="0" w:firstColumn="0" w:lastColumn="0" w:oddVBand="0" w:evenVBand="0" w:oddHBand="0" w:evenHBand="0" w:firstRowFirstColumn="0" w:firstRowLastColumn="0" w:lastRowFirstColumn="0" w:lastRowLastColumn="0"/>
+              <w:rPr>
+                <w:b/>
+                <w:bCs/>
+              </w:rPr>
+            </w:pPr>
+            <w:r>
+              <w:rPr>
+                <w:b/>
+                <w:bCs/>
+              </w:rPr>
+              <w:t>The system sends and tracks co-host invitations to partner hosts.</w:t>
+            </w:r>
+          </w:p>
+        </w:tc>
+      </w:tr>
+      <w:tr>
+        <w:trPr>
+          <w:cnfStyle w:val="000000100000" w:firstRow="0" w:lastRow="0" w:firstColumn="0" w:lastColumn="0" w:oddVBand="0" w:evenVBand="0" w:oddHBand="1" w:evenHBand="0" w:firstRowFirstColumn="0" w:firstRowLastColumn="0" w:lastRowFirstColumn="0" w:lastRowLastColumn="0"/>
+        </w:trPr>
+        <w:tc>
+          <w:tcPr>
+            <w:cnfStyle w:val="001000000000" w:firstRow="0" w:lastRow="0" w:firstColumn="1" w:lastColumn="0" w:oddVBand="0" w:evenVBand="0" w:oddHBand="0" w:evenHBand="0" w:firstRowFirstColumn="0" w:firstRowLastColumn="0" w:lastRowFirstColumn="0" w:lastRowLastColumn="0"/>
+            <w:tcW w:w="0" w:type="auto"/>
+            <w:hideMark/>
+          </w:tcPr>
+          <w:p>
+            <w:pPr>
+              <w:spacing w:after="160" w:line="278" w:lineRule="auto"/>
+            </w:pPr>
+            <w:r>
+              <w:t>Dependency</w:t>
+            </w:r>
+          </w:p>
+        </w:tc>
+        <w:tc>
+          <w:tcPr>
+            <w:tcW w:w="0" w:type="auto"/>
+            <w:hideMark/>
+          </w:tcPr>
+          <w:p>
+            <w:pPr>
+              <w:spacing w:after="160" w:line="278" w:lineRule="auto"/>
+              <w:cnfStyle w:val="000000100000" w:firstRow="0" w:lastRow="0" w:firstColumn="0" w:lastColumn="0" w:oddVBand="0" w:evenVBand="0" w:oddHBand="1" w:evenHBand="0" w:firstRowFirstColumn="0" w:firstRowLastColumn="0" w:lastRowFirstColumn="0" w:lastRowLastColumn="0"/>
+              <w:rPr>
+                <w:b/>
+                <w:bCs/>
+              </w:rPr>
+            </w:pPr>
+            <w:r>
+              <w:rPr>
+                <w:b/>
+                <w:bCs/>
+              </w:rPr>
+              <w:t>None</w:t>
+            </w:r>
+          </w:p>
+        </w:tc>
+      </w:tr>
+      <w:tr>
+        <w:tc>
+          <w:tcPr>
+            <w:cnfStyle w:val="001000000000" w:firstRow="0" w:lastRow="0" w:firstColumn="1" w:lastColumn="0" w:oddVBand="0" w:evenVBand="0" w:oddHBand="0" w:evenHBand="0" w:firstRowFirstColumn="0" w:firstRowLastColumn="0" w:lastRowFirstColumn="0" w:lastRowLastColumn="0"/>
+            <w:tcW w:w="0" w:type="auto"/>
+            <w:hideMark/>
+          </w:tcPr>
+          <w:p>
+            <w:pPr>
+              <w:spacing w:after="160" w:line="278" w:lineRule="auto"/>
+            </w:pPr>
+            <w:r>
+              <w:t>Actors</w:t>
+            </w:r>
+          </w:p>
+        </w:tc>
+        <w:tc>
+          <w:tcPr>
+            <w:tcW w:w="0" w:type="auto"/>
+            <w:hideMark/>
+          </w:tcPr>
+          <w:p>
+            <w:pPr>
+              <w:spacing w:after="160" w:line="278" w:lineRule="auto"/>
+              <w:cnfStyle w:val="000000000000" w:firstRow="0" w:lastRow="0" w:firstColumn="0" w:lastColumn="0" w:oddVBand="0" w:evenVBand="0" w:oddHBand="0" w:evenHBand="0" w:firstRowFirstColumn="0" w:firstRowLastColumn="0" w:lastRowFirstColumn="0" w:lastRowLastColumn="0"/>
+              <w:rPr>
+                <w:b/>
+                <w:bCs/>
+              </w:rPr>
+            </w:pPr>
+            <w:r>
+              <w:rPr>
+                <w:b/>
+                <w:bCs/>
+              </w:rPr>
+              <w:t>Primary: Business. Secondary: Notification Service, Partner Directory Service.</w:t>
+            </w:r>
+          </w:p>
+        </w:tc>
+      </w:tr>
+      <w:tr>
+        <w:trPr>
+          <w:cnfStyle w:val="000000100000" w:firstRow="0" w:lastRow="0" w:firstColumn="0" w:lastColumn="0" w:oddVBand="0" w:evenVBand="0" w:oddHBand="1" w:evenHBand="0" w:firstRowFirstColumn="0" w:firstRowLastColumn="0" w:lastRowFirstColumn="0" w:lastRowLastColumn="0"/>
+        </w:trPr>
+        <w:tc>
+          <w:tcPr>
+            <w:cnfStyle w:val="001000000000" w:firstRow="0" w:lastRow="0" w:firstColumn="1" w:lastColumn="0" w:oddVBand="0" w:evenVBand="0" w:oddHBand="0" w:evenHBand="0" w:firstRowFirstColumn="0" w:firstRowLastColumn="0" w:lastRowFirstColumn="0" w:lastRowLastColumn="0"/>
+            <w:tcW w:w="0" w:type="auto"/>
+            <w:hideMark/>
+          </w:tcPr>
+          <w:p>
+            <w:pPr>
+              <w:spacing w:after="160" w:line="278" w:lineRule="auto"/>
+            </w:pPr>
+            <w:r>
+              <w:t>Preconditions</w:t>
+            </w:r>
+          </w:p>
+        </w:tc>
+        <w:tc>
+          <w:tcPr>
+            <w:tcW w:w="0" w:type="auto"/>
+            <w:hideMark/>
+          </w:tcPr>
+          <w:p>
+            <w:pPr>
+              <w:spacing w:after="160" w:line="278" w:lineRule="auto"/>
+              <w:cnfStyle w:val="000000100000" w:firstRow="0" w:lastRow="0" w:firstColumn="0" w:lastColumn="0" w:oddVBand="0" w:evenVBand="0" w:oddHBand="1" w:evenHBand="0" w:firstRowFirstColumn="0" w:firstRowLastColumn="0" w:lastRowFirstColumn="0" w:lastRowLastColumn="0"/>
+              <w:rPr>
+                <w:b/>
+                <w:bCs/>
+              </w:rPr>
+            </w:pPr>
+            <w:r>
+              <w:rPr>
+                <w:b/>
+                <w:bCs/>
+              </w:rPr>
+              <w:t>Business event exists and partner candidate account is valid.</w:t>
+            </w:r>
+          </w:p>
+        </w:tc>
+      </w:tr>
+      <w:tr>
+        <w:tc>
+          <w:tcPr>
+            <w:cnfStyle w:val="001000000000" w:firstRow="0" w:lastRow="0" w:firstColumn="1" w:lastColumn="0" w:oddVBand="0" w:evenVBand="0" w:oddHBand="0" w:evenHBand="0" w:firstRowFirstColumn="0" w:firstRowLastColumn="0" w:lastRowFirstColumn="0" w:lastRowLastColumn="0"/>
+            <w:tcW w:w="0" w:type="auto"/>
+            <w:hideMark/>
+          </w:tcPr>
+          <w:p>
+            <w:pPr>
+              <w:spacing w:after="160" w:line="278" w:lineRule="auto"/>
+            </w:pPr>
+            <w:r>
+              <w:t>Description of the Main Sequence</w:t>
+            </w:r>
+          </w:p>
+        </w:tc>
+        <w:tc>
+          <w:tcPr>
+            <w:tcW w:w="0" w:type="auto"/>
+            <w:hideMark/>
+          </w:tcPr>
+          <w:p>
+            <w:pPr>
+              <w:spacing w:after="160" w:line="278" w:lineRule="auto"/>
+              <w:cnfStyle w:val="000000000000" w:firstRow="0" w:lastRow="0" w:firstColumn="0" w:lastColumn="0" w:oddVBand="0" w:evenVBand="0" w:oddHBand="0" w:evenHBand="0" w:firstRowFirstColumn="0" w:firstRowLastColumn="0" w:lastRowFirstColumn="0" w:lastRowLastColumn="0"/>
+              <w:rPr>
+                <w:b/>
+                <w:bCs/>
+              </w:rPr>
+            </w:pPr>
+            <w:r>
+              <w:rPr>
+                <w:b/>
+                <w:bCs/>
+              </w:rPr>
+              <w:t>1. Business selects partner invitation option.</w:t>
+            </w:r>
+            <w:r>
+              <w:rPr>
+                <w:b/>
+                <w:bCs/>
+              </w:rPr>
+              <w:br/>
+              <w:t>2. System validates partner account and event eligibility.</w:t>
+            </w:r>
+            <w:r>
+              <w:rPr>
+                <w:b/>
+                <w:bCs/>
+              </w:rPr>
+              <w:br/>
+              <w:t>3. System sends invitation to partner host.</w:t>
+            </w:r>
+            <w:r>
+              <w:rPr>
+                <w:b/>
+                <w:bCs/>
+              </w:rPr>
+              <w:br/>
+              <w:t>4. System records invitation status for tracking.</w:t>
+            </w:r>
+          </w:p>
+        </w:tc>
+      </w:tr>
+      <w:tr>
+        <w:trPr>
+          <w:cnfStyle w:val="000000100000" w:firstRow="0" w:lastRow="0" w:firstColumn="0" w:lastColumn="0" w:oddVBand="0" w:evenVBand="0" w:oddHBand="1" w:evenHBand="0" w:firstRowFirstColumn="0" w:firstRowLastColumn="0" w:lastRowFirstColumn="0" w:lastRowLastColumn="0"/>
+        </w:trPr>
+        <w:tc>
+          <w:tcPr>
+            <w:cnfStyle w:val="001000000000" w:firstRow="0" w:lastRow="0" w:firstColumn="1" w:lastColumn="0" w:oddVBand="0" w:evenVBand="0" w:oddHBand="0" w:evenHBand="0" w:firstRowFirstColumn="0" w:firstRowLastColumn="0" w:lastRowFirstColumn="0" w:lastRowLastColumn="0"/>
+            <w:tcW w:w="0" w:type="auto"/>
+            <w:hideMark/>
+          </w:tcPr>
+          <w:p>
+            <w:pPr>
+              <w:spacing w:after="160" w:line="278" w:lineRule="auto"/>
+            </w:pPr>
+            <w:r>
+              <w:t>Description of the Alternative Sequence</w:t>
+            </w:r>
+          </w:p>
+        </w:tc>
+        <w:tc>
+          <w:tcPr>
+            <w:tcW w:w="0" w:type="auto"/>
+            <w:hideMark/>
+          </w:tcPr>
+          <w:p>
+            <w:pPr>
+              <w:spacing w:after="160" w:line="278" w:lineRule="auto"/>
+              <w:cnfStyle w:val="000000100000" w:firstRow="0" w:lastRow="0" w:firstColumn="0" w:lastColumn="0" w:oddVBand="0" w:evenVBand="0" w:oddHBand="1" w:evenHBand="0" w:firstRowFirstColumn="0" w:firstRowLastColumn="0" w:lastRowFirstColumn="0" w:lastRowLastColumn="0"/>
+              <w:rPr>
+                <w:b/>
+                <w:bCs/>
+              </w:rPr>
+            </w:pPr>
+            <w:r>
+              <w:rPr>
+                <w:b/>
+                <w:bCs/>
+              </w:rPr>
+              <w:t>A1. If partner account is invalid, system blocks invitation and explains reason.</w:t>
+            </w:r>
+            <w:r>
+              <w:rPr>
+                <w:b/>
+                <w:bCs/>
+              </w:rPr>
+              <w:br/>
+              <w:t>A2. If delivery fails, system retries and marks pending status.</w:t>
+            </w:r>
+          </w:p>
+        </w:tc>
+      </w:tr>
+      <w:tr>
+        <w:tc>
+          <w:tcPr>
+            <w:cnfStyle w:val="001000000000" w:firstRow="0" w:lastRow="0" w:firstColumn="1" w:lastColumn="0" w:oddVBand="0" w:evenVBand="0" w:oddHBand="0" w:evenHBand="0" w:firstRowFirstColumn="0" w:firstRowLastColumn="0" w:lastRowFirstColumn="0" w:lastRowLastColumn="0"/>
+            <w:tcW w:w="0" w:type="auto"/>
+            <w:hideMark/>
+          </w:tcPr>
+          <w:p>
+            <w:pPr>
+              <w:spacing w:after="160" w:line="278" w:lineRule="auto"/>
+            </w:pPr>
+            <w:proofErr w:type="spellStart"/>
+            <w:r>
+              <w:t>Non functional</w:t>
+            </w:r>
+            <w:proofErr w:type="spellEnd"/>
+            <w:r>
+              <w:t xml:space="preserve"> requirements</w:t>
+            </w:r>
+          </w:p>
+        </w:tc>
+        <w:tc>
+          <w:tcPr>
+            <w:tcW w:w="0" w:type="auto"/>
+            <w:hideMark/>
+          </w:tcPr>
+          <w:p>
+            <w:pPr>
+              <w:spacing w:after="160" w:line="278" w:lineRule="auto"/>
+              <w:cnfStyle w:val="000000000000" w:firstRow="0" w:lastRow="0" w:firstColumn="0" w:lastColumn="0" w:oddVBand="0" w:evenVBand="0" w:oddHBand="0" w:evenHBand="0" w:firstRowFirstColumn="0" w:firstRowLastColumn="0" w:lastRowFirstColumn="0" w:lastRowLastColumn="0"/>
+              <w:rPr>
+                <w:b/>
+                <w:bCs/>
+              </w:rPr>
+            </w:pPr>
+            <w:r>
+              <w:rPr>
+                <w:b/>
+                <w:bCs/>
+              </w:rPr>
+              <w:t>Invitation delivery status should be updated within 30 seconds in normal conditions.</w:t>
+            </w:r>
+          </w:p>
+        </w:tc>
+      </w:tr>
+      <w:tr>
+        <w:trPr>
+          <w:cnfStyle w:val="000000100000" w:firstRow="0" w:lastRow="0" w:firstColumn="0" w:lastColumn="0" w:oddVBand="0" w:evenVBand="0" w:oddHBand="1" w:evenHBand="0" w:firstRowFirstColumn="0" w:firstRowLastColumn="0" w:lastRowFirstColumn="0" w:lastRowLastColumn="0"/>
+        </w:trPr>
+        <w:tc>
+          <w:tcPr>
+            <w:cnfStyle w:val="001000000000" w:firstRow="0" w:lastRow="0" w:firstColumn="1" w:lastColumn="0" w:oddVBand="0" w:evenVBand="0" w:oddHBand="0" w:evenHBand="0" w:firstRowFirstColumn="0" w:firstRowLastColumn="0" w:lastRowFirstColumn="0" w:lastRowLastColumn="0"/>
+            <w:tcW w:w="0" w:type="auto"/>
+            <w:hideMark/>
+          </w:tcPr>
+          <w:p>
+            <w:pPr>
+              <w:spacing w:after="160" w:line="278" w:lineRule="auto"/>
+            </w:pPr>
+            <w:r>
+              <w:t>Postconditions</w:t>
+            </w:r>
+          </w:p>
+        </w:tc>
+        <w:tc>
+          <w:tcPr>
+            <w:tcW w:w="0" w:type="auto"/>
+            <w:hideMark/>
+          </w:tcPr>
+          <w:p>
+            <w:pPr>
+              <w:spacing w:after="160" w:line="278" w:lineRule="auto"/>
+              <w:cnfStyle w:val="000000100000" w:firstRow="0" w:lastRow="0" w:firstColumn="0" w:lastColumn="0" w:oddVBand="0" w:evenVBand="0" w:oddHBand="1" w:evenHBand="0" w:firstRowFirstColumn="0" w:firstRowLastColumn="0" w:lastRowFirstColumn="0" w:lastRowLastColumn="0"/>
+              <w:rPr>
+                <w:b/>
+                <w:bCs/>
+              </w:rPr>
+            </w:pPr>
+            <w:r>
+              <w:rPr>
+                <w:b/>
+                <w:bCs/>
+              </w:rPr>
+              <w:t>Partner invitation is created and visible in event collaboration status.</w:t>
+            </w:r>
+          </w:p>
+        </w:tc>
+      </w:tr>
+    </w:tbl>
+    <w:p>
+      <w:pPr>
+        <w:rPr>
+          <w:b/>
+          <w:bCs/>
+          <w:sz w:val="28"/>
+          <w:szCs w:val="28"/>
+        </w:rPr>
+      </w:pPr>
+    </w:p>
     <w:sectPr>
       <w:pgSz w:w="12240" w:h="15840"/>
       <w:pgMar w:top="1440" w:right="1440" w:bottom="1440" w:left="1440" w:header="708" w:footer="708" w:gutter="0"/>
@@ -4553,7 +7035,6 @@
     <w:next w:val="Normal"/>
     <w:link w:val="Heading3Char"/>
     <w:uiPriority w:val="9"/>
-    <w:semiHidden/>
     <w:unhideWhenUsed/>
     <w:qFormat/>
     <w:rsid w:val="00E50054"/>
@@ -4705,7 +7186,6 @@
   <w:style w:type="character" w:default="1" w:styleId="DefaultParagraphFont">
     <w:name w:val="Default Paragraph Font"/>
     <w:uiPriority w:val="1"/>
-    <w:semiHidden/>
     <w:unhideWhenUsed/>
   </w:style>
   <w:style w:type="table" w:default="1" w:styleId="TableNormal">
@@ -4761,7 +7241,6 @@
     <w:basedOn w:val="DefaultParagraphFont"/>
     <w:link w:val="Heading3"/>
     <w:uiPriority w:val="9"/>
-    <w:semiHidden/>
     <w:rsid w:val="00E50054"/>
     <w:rPr>
       <w:rFonts w:eastAsiaTheme="majorEastAsia" w:cstheme="majorBidi"/>
@@ -5095,6 +7574,82 @@
       </w:tcPr>
     </w:tblStylePr>
   </w:style>
+  <w:style w:type="table" w:styleId="GridTable4-Accent2">
+    <w:name w:val="Grid Table 4 Accent 2"/>
+    <w:basedOn w:val="TableNormal"/>
+    <w:uiPriority w:val="49"/>
+    <w:rsid w:val="00F71EC1"/>
+    <w:pPr>
+      <w:spacing w:after="0" w:line="240" w:lineRule="auto"/>
+    </w:pPr>
+    <w:tblPr>
+      <w:tblStyleRowBandSize w:val="1"/>
+      <w:tblStyleColBandSize w:val="1"/>
+      <w:tblBorders>
+        <w:top w:val="single" w:sz="4" w:space="0" w:color="F4B083" w:themeColor="accent2" w:themeTint="99"/>
+        <w:left w:val="single" w:sz="4" w:space="0" w:color="F4B083" w:themeColor="accent2" w:themeTint="99"/>
+        <w:bottom w:val="single" w:sz="4" w:space="0" w:color="F4B083" w:themeColor="accent2" w:themeTint="99"/>
+        <w:right w:val="single" w:sz="4" w:space="0" w:color="F4B083" w:themeColor="accent2" w:themeTint="99"/>
+        <w:insideH w:val="single" w:sz="4" w:space="0" w:color="F4B083" w:themeColor="accent2" w:themeTint="99"/>
+        <w:insideV w:val="single" w:sz="4" w:space="0" w:color="F4B083" w:themeColor="accent2" w:themeTint="99"/>
+      </w:tblBorders>
+    </w:tblPr>
+    <w:tblStylePr w:type="firstRow">
+      <w:rPr>
+        <w:b/>
+        <w:bCs/>
+        <w:color w:val="FFFFFF" w:themeColor="background1"/>
+      </w:rPr>
+      <w:tblPr/>
+      <w:tcPr>
+        <w:tcBorders>
+          <w:top w:val="single" w:sz="4" w:space="0" w:color="ED7D31" w:themeColor="accent2"/>
+          <w:left w:val="single" w:sz="4" w:space="0" w:color="ED7D31" w:themeColor="accent2"/>
+          <w:bottom w:val="single" w:sz="4" w:space="0" w:color="ED7D31" w:themeColor="accent2"/>
+          <w:right w:val="single" w:sz="4" w:space="0" w:color="ED7D31" w:themeColor="accent2"/>
+          <w:insideH w:val="nil"/>
+          <w:insideV w:val="nil"/>
+        </w:tcBorders>
+        <w:shd w:val="clear" w:color="auto" w:fill="ED7D31" w:themeFill="accent2"/>
+      </w:tcPr>
+    </w:tblStylePr>
+    <w:tblStylePr w:type="lastRow">
+      <w:rPr>
+        <w:b/>
+        <w:bCs/>
+      </w:rPr>
+      <w:tblPr/>
+      <w:tcPr>
+        <w:tcBorders>
+          <w:top w:val="double" w:sz="4" w:space="0" w:color="ED7D31" w:themeColor="accent2"/>
+        </w:tcBorders>
+      </w:tcPr>
+    </w:tblStylePr>
+    <w:tblStylePr w:type="firstCol">
+      <w:rPr>
+        <w:b/>
+        <w:bCs/>
+      </w:rPr>
+    </w:tblStylePr>
+    <w:tblStylePr w:type="lastCol">
+      <w:rPr>
+        <w:b/>
+        <w:bCs/>
+      </w:rPr>
+    </w:tblStylePr>
+    <w:tblStylePr w:type="band1Vert">
+      <w:tblPr/>
+      <w:tcPr>
+        <w:shd w:val="clear" w:color="auto" w:fill="FBE4D5" w:themeFill="accent2" w:themeFillTint="33"/>
+      </w:tcPr>
+    </w:tblStylePr>
+    <w:tblStylePr w:type="band1Horz">
+      <w:tblPr/>
+      <w:tcPr>
+        <w:shd w:val="clear" w:color="auto" w:fill="FBE4D5" w:themeFill="accent2" w:themeFillTint="33"/>
+      </w:tcPr>
+    </w:tblStylePr>
+  </w:style>
 </w:styles>
 </file>
 
